--- a/Informe Vetora - Asesoria Juridica.docx
+++ b/Informe Vetora - Asesoria Juridica.docx
@@ -2127,6 +2127,21 @@
     </w:p>
     <w:p>
       <w:pPr>
+        <w:spacing w:after="140" w:line="276"/>
+      </w:pPr>
+      <w:r>
+        <w:rPr>
+          <w:b/>
+          <w:bCs/>
+        </w:rPr>
+        <w:t xml:space="preserve">Sobre la ubicación de la base de datos: </w:t>
+      </w:r>
+      <w:r>
+        <w:t xml:space="preserve">confirmada por el responsable del producto. São Paulo es la única región sudamericana que ofrece el proveedor, elegida por proximidad a Bolivia. No pudo verificarse desde el entorno de revisión, ya que las cabeceras de red devuelven el nodo de distribución de contenidos situado en La Paz y no la ubicación real de la base de datos.</w:t>
+      </w:r>
+    </w:p>
+    <w:p>
+      <w:pPr>
         <w:shd w:fill="FEF2F2" w:color="auto" w:val="clear"/>
         <w:spacing w:after="80" w:line="276"/>
       </w:pPr>
@@ -2138,7 +2153,7 @@
           <w:sz w:val="22"/>
           <w:szCs w:val="22"/>
         </w:rPr>
-        <w:t xml:space="preserve">Dato pendiente de confirmación</w:t>
+        <w:t xml:space="preserve">Recomendación para el expediente</w:t>
       </w:r>
     </w:p>
     <w:p>
@@ -2147,7 +2162,7 @@
         <w:spacing w:after="200" w:line="276"/>
       </w:pPr>
       <w:r>
-        <w:t xml:space="preserve">La ubicación de la base de datos (São Paulo) procede de la documentación interna del proyecto y no pudo verificarse de forma independiente durante esta revisión. Debe confirmarse en el panel del proveedor antes de incorporarla a un documento con efectos legales.</w:t>
+        <w:t xml:space="preserve">Conviene incorporar una captura de pantalla del panel del proveedor (Proyecto → Configuración → General), donde figura la región. Aporta evidencia primaria en lugar de una declaración de parte.</w:t>
       </w:r>
     </w:p>
     <w:p>
@@ -2709,6 +2724,150 @@
       </w:pPr>
       <w:r>
         <w:t xml:space="preserve">La política de privacidad ya describe el cifrado en reposo como una propiedad del proveedor y no como una garantía propia, lo cual es correcto y conviene mantener.</w:t>
+      </w:r>
+    </w:p>
+    <w:p>
+      <w:pPr>
+        <w:pStyle w:val="Heading2"/>
+        <w:spacing w:after="140" w:before="280"/>
+      </w:pPr>
+      <w:r>
+        <w:t xml:space="preserve">6.1. Los controles pueden desactivarse en silencio — incidente del 8 de septiembre de 2026</w:t>
+      </w:r>
+    </w:p>
+    <w:p>
+      <w:pPr>
+        <w:spacing w:after="140" w:line="276"/>
+      </w:pPr>
+      <w:r>
+        <w:t xml:space="preserve">Se declara por transparencia y porque resulta material para valorar si las medidas son adecuadas, aun cuando no se produjo filtración alguna de datos.</w:t>
+      </w:r>
+    </w:p>
+    <w:p>
+      <w:pPr>
+        <w:spacing w:after="140" w:line="276"/>
+      </w:pPr>
+      <w:r>
+        <w:rPr>
+          <w:b/>
+          <w:bCs/>
+        </w:rPr>
+        <w:t xml:space="preserve">Qué ocurrió: </w:t>
+      </w:r>
+      <w:r>
+        <w:t xml:space="preserve">durante esta misma revisión se reejecutó por error una actualización antigua de la base de datos. Al hacerlo quedaron desactivados </w:t>
+      </w:r>
+      <w:r>
+        <w:rPr>
+          <w:b/>
+          <w:bCs/>
+        </w:rPr>
+        <w:t xml:space="preserve">dos controles de seguridad</w:t>
+      </w:r>
+      <w:r>
+        <w:t xml:space="preserve"> que llevaban semanas operativos: el segundo factor de autenticación obligatorio de la cuenta de operador, y la restricción de acceso aplicable a clínicas suspendidas. Permanecieron inoperativos durante varias horas.</w:t>
+      </w:r>
+    </w:p>
+    <w:p>
+      <w:pPr>
+        <w:spacing w:after="140" w:line="276"/>
+      </w:pPr>
+      <w:r>
+        <w:rPr>
+          <w:b/>
+          <w:bCs/>
+        </w:rPr>
+        <w:t xml:space="preserve">Por qué no se advirtió: </w:t>
+      </w:r>
+      <w:r>
+        <w:t xml:space="preserve">no se produjo ningún error. El sistema continuó funcionando con normalidad, y la pantalla que solicita el código de verificación seguía mostrándose igual, dado que dicha pantalla es una ayuda al usuario y no la barrera efectiva. Nada en la aplicación lo evidenciaba.</w:t>
+      </w:r>
+    </w:p>
+    <w:p>
+      <w:pPr>
+        <w:spacing w:after="140" w:line="276"/>
+      </w:pPr>
+      <w:r>
+        <w:t xml:space="preserve">Alcance real, sin exagerarlo ni minimizarlo:</w:t>
+      </w:r>
+    </w:p>
+    <w:p>
+      <w:pPr>
+        <w:pStyle w:val="ListParagraph"/>
+        <w:numPr>
+          <w:ilvl w:val="0"/>
+          <w:numId w:val="3"/>
+        </w:numPr>
+        <w:spacing w:after="90" w:line="276"/>
+      </w:pPr>
+      <w:r>
+        <w:t xml:space="preserve">No se produjo acceso indebido ni filtración de datos entre clínicas. El aislamiento entre clínicas permaneció intacto en todo momento: ninguna cuenta pudo acceder a datos de otra.</w:t>
+      </w:r>
+    </w:p>
+    <w:p>
+      <w:pPr>
+        <w:pStyle w:val="ListParagraph"/>
+        <w:numPr>
+          <w:ilvl w:val="0"/>
+          <w:numId w:val="3"/>
+        </w:numPr>
+        <w:spacing w:after="90" w:line="276"/>
+      </w:pPr>
+      <w:r>
+        <w:t xml:space="preserve">Lo que quedó temporalmente sin protección fue el segundo factor de la cuenta de operador y la restricción de acceso a clínicas suspendidas.</w:t>
+      </w:r>
+    </w:p>
+    <w:p>
+      <w:pPr>
+        <w:pStyle w:val="ListParagraph"/>
+        <w:numPr>
+          <w:ilvl w:val="0"/>
+          <w:numId w:val="3"/>
+        </w:numPr>
+        <w:spacing w:after="90" w:line="276"/>
+      </w:pPr>
+      <w:r>
+        <w:t xml:space="preserve">Se detectó porque se estaba verificando el estado real del sistema, no porque este emitiera aviso alguno.</w:t>
+      </w:r>
+    </w:p>
+    <w:p>
+      <w:pPr>
+        <w:spacing w:after="140" w:line="276"/>
+      </w:pPr>
+      <w:r>
+        <w:rPr>
+          <w:b/>
+          <w:bCs/>
+        </w:rPr>
+        <w:t xml:space="preserve">Medidas adoptadas: </w:t>
+      </w:r>
+      <w:r>
+        <w:t xml:space="preserve">ambos controles se restauraron el mismo día y se verificó su funcionamiento por las dos vías afectadas. Adicionalmente se implantó un </w:t>
+      </w:r>
+      <w:r>
+        <w:rPr>
+          <w:b/>
+          <w:bCs/>
+        </w:rPr>
+        <w:t xml:space="preserve">procedimiento de comprobación</w:t>
+      </w:r>
+      <w:r>
+        <w:t xml:space="preserve"> que contrasta el estado real de las protecciones con el estado que deberían presentar y devuelve resultado inmediato. Ejecutado tras la reparación, no arrojó discrepancias.</w:t>
+      </w:r>
+    </w:p>
+    <w:p>
+      <w:pPr>
+        <w:spacing w:after="240" w:line="276"/>
+      </w:pPr>
+      <w:r>
+        <w:rPr>
+          <w:b/>
+          <w:bCs/>
+        </w:rPr>
+        <w:t xml:space="preserve">Motivo de su inclusión en este informe: </w:t>
+      </w:r>
+      <w:r>
+        <w:t xml:space="preserve">una relación de medidas de seguridad carece de valor si dichas medidas pueden desactivarse sin dejar rastro. La cuestión relevante no es únicamente qué controles existen, sino cómo se acredita que siguen activos; hasta la fecha del incidente no existía respuesta a lo segundo.</w:t>
       </w:r>
     </w:p>
     <w:p>

--- a/Informe Vetora - Asesoria Juridica.docx
+++ b/Informe Vetora - Asesoria Juridica.docx
@@ -184,7 +184,7 @@
         <w:spacing w:after="140" w:line="276"/>
       </w:pPr>
       <w:r>
-        <w:t xml:space="preserve">Siete asuntos requieren decisión. Los dos primeros son hallazgos nuevos de esta revisión y son los más urgentes, porque se trata de declaraciones ya publicadas en la política de privacidad que el sistema no respalda.</w:t>
+        <w:t xml:space="preserve">Siete asuntos requieren atención. Los puntos 2 y 3 fueron hallazgos nuevos de esta revisión y se corrigieron el mismo día; se conservan en el informe con su historial completo porque forman parte del registro de cómo se trató el hallazgo.</w:t>
       </w:r>
     </w:p>
     <w:tbl>
@@ -333,7 +333,7 @@
                 <w:sz w:val="19"/>
                 <w:szCs w:val="19"/>
               </w:rPr>
-              <w:t xml:space="preserve">La política afirma que cada uso del respaldo queda registrado — no es cierto</w:t>
+              <w:t xml:space="preserve">La política afirmaba que cada uso del respaldo queda registrado — no era cierto</w:t>
             </w:r>
           </w:p>
         </w:tc>
@@ -356,11 +356,11 @@
               <w:rPr>
                 <w:b/>
                 <w:bCs/>
-                <w:color w:val="B91C1C"/>
-                <w:sz w:val="19"/>
-                <w:szCs w:val="19"/>
-              </w:rPr>
-              <w:t xml:space="preserve">Declaración no respaldada por el sistema</w:t>
+                <w:color w:val="0F766E"/>
+                <w:sz w:val="19"/>
+                <w:szCs w:val="19"/>
+              </w:rPr>
+              <w:t xml:space="preserve">Corregido el mismo día</w:t>
             </w:r>
           </w:p>
         </w:tc>
@@ -387,7 +387,7 @@
                 <w:sz w:val="19"/>
                 <w:szCs w:val="19"/>
               </w:rPr>
-              <w:t xml:space="preserve">La política afirma que el historial cerrado no se puede borrar — solo es cierto a medias</w:t>
+              <w:t xml:space="preserve">La política afirmaba que el historial cerrado no se puede borrar — era cierto solo a medias</w:t>
             </w:r>
           </w:p>
         </w:tc>
@@ -409,11 +409,11 @@
               <w:rPr>
                 <w:b/>
                 <w:bCs/>
-                <w:color w:val="B91C1C"/>
-                <w:sz w:val="19"/>
-                <w:szCs w:val="19"/>
-              </w:rPr>
-              <w:t xml:space="preserve">Declaración parcialmente inexacta</w:t>
+                <w:color w:val="0F766E"/>
+                <w:sz w:val="19"/>
+                <w:szCs w:val="19"/>
+              </w:rPr>
+              <w:t xml:space="preserve">Corregido el mismo día, con una salvedad relacionada pendiente</w:t>
             </w:r>
           </w:p>
         </w:tc>
@@ -626,7 +626,7 @@
         <w:spacing w:after="180" w:before="360"/>
       </w:pPr>
       <w:r>
-        <w:t xml:space="preserve">2. Discrepancias entre la política publicada y el sistema</w:t>
+        <w:t xml:space="preserve">2. Dos discrepancias encontradas y corregidas el mismo día</w:t>
       </w:r>
     </w:p>
     <w:p>
@@ -634,7 +634,7 @@
         <w:spacing w:after="140" w:line="276"/>
       </w:pPr>
       <w:r>
-        <w:t xml:space="preserve">Ambas son declaraciones actualmente publicadas que el sistema no cumple. Se detectaron en esta revisión.</w:t>
+        <w:t xml:space="preserve">Se conservan en este informe con su historial completo — qué decía la política, qué hacía realmente el sistema, y qué se corrigió — porque forman parte de cómo se trató el hallazgo, no porque sigan abiertas. Un informe que borrara el problema en cuanto se resuelve no serviría para acreditar diligencia.</w:t>
       </w:r>
     </w:p>
     <w:p>
@@ -643,7 +643,7 @@
         <w:spacing w:after="140" w:before="280"/>
       </w:pPr>
       <w:r>
-        <w:t xml:space="preserve">2.1. «Cada uso del respaldo queda registrado» — no es cierto</w:t>
+        <w:t xml:space="preserve">2.1. «Cada uso del respaldo queda registrado» — corregido</w:t>
       </w:r>
     </w:p>
     <w:p>
@@ -651,7 +651,14 @@
         <w:spacing w:after="140" w:line="276"/>
       </w:pPr>
       <w:r>
-        <w:t xml:space="preserve">La política de privacidad, en su sección 4, declara que existe una función que permite al operador de Vetora extraer los datos de una clínica concreta, y añade que </w:t>
+        <w:rPr>
+          <w:b/>
+          <w:bCs/>
+        </w:rPr>
+        <w:t xml:space="preserve">Lo que decía la política, sección 4: </w:t>
+      </w:r>
+      <w:r>
+        <w:t xml:space="preserve">que existe una función que permite al operador de Vetora extraer los datos de una clínica concreta, y que </w:t>
       </w:r>
       <w:r>
         <w:rPr>
@@ -673,20 +680,10 @@
           <w:b/>
           <w:bCs/>
         </w:rPr>
-        <w:t xml:space="preserve">Las dos primeras afirmaciones son ciertas. La tercera no lo es.</w:t>
-      </w:r>
-      <w:r>
-        <w:t xml:space="preserve"> La función valida la identidad de quien la invoca, exige segundo factor de autenticación y extrae los datos de esa clínica — pero </w:t>
-      </w:r>
-      <w:r>
-        <w:rPr>
-          <w:b/>
-          <w:bCs/>
-        </w:rPr>
-        <w:t xml:space="preserve">no escribe ningún registro de auditoría</w:t>
-      </w:r>
-      <w:r>
-        <w:t xml:space="preserve">. No existe anotación alguna de quién la ejecutó, cuándo, ni sobre qué clínica.</w:t>
+        <w:t xml:space="preserve">Lo que hacía el sistema hasta hoy: </w:t>
+      </w:r>
+      <w:r>
+        <w:t xml:space="preserve">las dos primeras afirmaciones eran ciertas. La tercera no. La función validaba quién llamaba y exigía segundo factor, pero no escribía ningún registro de auditoría. Se prometía al titular de los datos una trazabilidad que no existía.</w:t>
       </w:r>
     </w:p>
     <w:p>
@@ -698,10 +695,34 @@
           <w:b/>
           <w:bCs/>
         </w:rPr>
-        <w:t xml:space="preserve">Consecuencia: </w:t>
-      </w:r>
-      <w:r>
-        <w:t xml:space="preserve">se promete al titular de los datos una trazabilidad que no existe. Si una persona preguntara quién accedió a su información y en qué momento, hoy no habría forma de responder.</w:t>
+        <w:t xml:space="preserve">Corrección aplicada: </w:t>
+      </w:r>
+      <w:r>
+        <w:t xml:space="preserve">se creó una bitácora dedicada (mismo criterio que otras tablas de auditoría del sistema: solo puede insertarse, solo el operador puede leerla, nadie puede editarla ni borrarla después — una bitácora editable no sería prueba de nada). Cada uso de la función queda ahora registrado con quién la ejecutó, sobre qué clínica, qué operación, si tuvo éxito y cuántos datos movió. También se registra cuando falla, para que un intento fallido no desaparezca sin dejar rastro.</w:t>
+      </w:r>
+    </w:p>
+    <w:p>
+      <w:pPr>
+        <w:spacing w:after="240" w:line="276"/>
+      </w:pPr>
+      <w:r>
+        <w:rPr>
+          <w:b/>
+          <w:bCs/>
+        </w:rPr>
+        <w:t xml:space="preserve">Estado: </w:t>
+      </w:r>
+      <w:r>
+        <w:t xml:space="preserve">la política ya es cierta tal como está redactada. No fue necesario cambiar el texto.</w:t>
+      </w:r>
+    </w:p>
+    <w:p>
+      <w:pPr>
+        <w:pStyle w:val="Heading2"/>
+        <w:spacing w:after="140" w:before="280"/>
+      </w:pPr>
+      <w:r>
+        <w:t xml:space="preserve">2.2. «El historial clínico cerrado no se puede modificar ni borrar» — corregido, con una salvedad relacionada pendiente</w:t>
       </w:r>
     </w:p>
     <w:p>
@@ -709,7 +730,68 @@
         <w:spacing w:after="140" w:line="276"/>
       </w:pPr>
       <w:r>
-        <w:t xml:space="preserve">Hay dos salidas posibles, y la elección tiene componente jurídico:</w:t>
+        <w:rPr>
+          <w:b/>
+          <w:bCs/>
+        </w:rPr>
+        <w:t xml:space="preserve">«No se puede modificar»: </w:t>
+      </w:r>
+      <w:r>
+        <w:t xml:space="preserve">cierto, y seguía siéndolo antes de esta corrección.</w:t>
+      </w:r>
+    </w:p>
+    <w:p>
+      <w:pPr>
+        <w:spacing w:after="140" w:line="276"/>
+      </w:pPr>
+      <w:r>
+        <w:rPr>
+          <w:b/>
+          <w:bCs/>
+        </w:rPr>
+        <w:t xml:space="preserve">«Ni borrar»: </w:t>
+      </w:r>
+      <w:r>
+        <w:t xml:space="preserve">no estaba garantizado, y por dos vías distintas.</w:t>
+      </w:r>
+    </w:p>
+    <w:p>
+      <w:pPr>
+        <w:spacing w:after="140" w:line="276"/>
+      </w:pPr>
+      <w:r>
+        <w:rPr>
+          <w:b/>
+          <w:bCs/>
+        </w:rPr>
+        <w:t xml:space="preserve">Vía 1 — borrar la ficha del paciente. </w:t>
+      </w:r>
+      <w:r>
+        <w:t xml:space="preserve">La única protección existente impedía borrar un paciente si tenía cobros pendientes en caja; no comprobaba en absoluto si tenía historial clínico. Un paciente con consultas cerradas y sin ningún cobro asociado podía borrarse, arrastrando su historial, recetas, vacunas y consentimientos firmados.</w:t>
+      </w:r>
+    </w:p>
+    <w:p>
+      <w:pPr>
+        <w:spacing w:after="140" w:line="276"/>
+      </w:pPr>
+      <w:r>
+        <w:rPr>
+          <w:b/>
+          <w:bCs/>
+          <w:color w:val="B91C1C"/>
+        </w:rPr>
+        <w:t xml:space="preserve">Vía 2 — borrar la cita, no el paciente (la más grave de las dos). </w:t>
+      </w:r>
+      <w:r>
+        <w:t xml:space="preserve">El historial clínico está vinculado a la cita en la que se generó, y al borrarse esa cita el historial se borraba con ella. Borrar una cita es una operación habitual del personal —cancelaciones, limpieza de agenda—, muy distinta de borrar un paciente entero. Cualquier miembro del personal podía, sin darse cuenta, destruir un expediente médico simplemente al borrar la cita asociada.</w:t>
+      </w:r>
+    </w:p>
+    <w:p>
+      <w:pPr>
+        <w:spacing w:after="140" w:line="276"/>
+      </w:pPr>
+      <w:r>
+        <w:t xml:space="preserve">Corrección aplicada:</w:t>
       </w:r>
     </w:p>
     <w:p>
@@ -719,17 +801,10 @@
           <w:ilvl w:val="0"/>
           <w:numId w:val="2"/>
         </w:numPr>
-        <w:spacing w:after="130" w:line="276"/>
-      </w:pPr>
-      <w:r>
-        <w:rPr>
-          <w:b/>
-          <w:bCs/>
-        </w:rPr>
-        <w:t xml:space="preserve">Implementar el registro. </w:t>
-      </w:r>
-      <w:r>
-        <w:t xml:space="preserve">Técnicamente es una tabla y una inserción; trabajo de unas horas. La política pasaría entonces a ser cierta.</w:t>
+        <w:spacing w:after="90" w:line="276"/>
+      </w:pPr>
+      <w:r>
+        <w:t xml:space="preserve">Se retiró la posibilidad de borrar citas directamente. El personal sigue pudiendo cancelarlas —que es la operación que realmente usa la aplicación—, pero ya no puede eliminarlas de la base de datos.</w:t>
       </w:r>
     </w:p>
     <w:p>
@@ -739,41 +814,10 @@
           <w:ilvl w:val="0"/>
           <w:numId w:val="2"/>
         </w:numPr>
-        <w:spacing w:after="130" w:line="276"/>
-      </w:pPr>
-      <w:r>
-        <w:rPr>
-          <w:b/>
-          <w:bCs/>
-        </w:rPr>
-        <w:t xml:space="preserve">Corregir la política </w:t>
-      </w:r>
-      <w:r>
-        <w:t xml:space="preserve">para que no afirme lo que no ocurre.</w:t>
-      </w:r>
-    </w:p>
-    <w:p>
-      <w:pPr>
-        <w:spacing w:after="240" w:line="276"/>
-      </w:pPr>
-      <w:r>
-        <w:rPr>
-          <w:b/>
-          <w:bCs/>
-        </w:rPr>
-        <w:t xml:space="preserve">Recomendación técnica: </w:t>
-      </w:r>
-      <w:r>
-        <w:t xml:space="preserve">la primera. Es una promesa razonable y barata de cumplir, y la trazabilidad de los accesos del operador es probablemente exigible con independencia de lo que diga el texto.</w:t>
-      </w:r>
-    </w:p>
-    <w:p>
-      <w:pPr>
-        <w:pStyle w:val="Heading2"/>
-        <w:spacing w:after="140" w:before="280"/>
-      </w:pPr>
-      <w:r>
-        <w:t xml:space="preserve">2.2. «El historial clínico cerrado no se puede modificar ni borrar» — cierto a medias</w:t>
+        <w:spacing w:after="90" w:line="276"/>
+      </w:pPr>
+      <w:r>
+        <w:t xml:space="preserve">La protección existente sobre el borrado de pacientes se amplió para bloquear también cuando el paciente tiene historiales clínicos cerrados. Un historial todavía en borrador no bloquea el borrado, porque un borrador no es el expediente médico definitivo que se promete conservar.</w:t>
       </w:r>
     </w:p>
     <w:p>
@@ -785,74 +829,35 @@
           <w:b/>
           <w:bCs/>
         </w:rPr>
-        <w:t xml:space="preserve">«No se puede modificar»: correcto. </w:t>
-      </w:r>
-      <w:r>
-        <w:t xml:space="preserve">Existen dos barreras en la base de datos que lo impiden.</w:t>
-      </w:r>
-    </w:p>
-    <w:p>
-      <w:pPr>
-        <w:spacing w:after="140" w:line="276"/>
+        <w:t xml:space="preserve">Estado: </w:t>
+      </w:r>
+      <w:r>
+        <w:t xml:space="preserve">ambas vías quedan cerradas. La política ya es cierta.</w:t>
+      </w:r>
+    </w:p>
+    <w:p>
+      <w:pPr>
+        <w:shd w:fill="FEF2F2" w:color="auto" w:val="clear"/>
+        <w:spacing w:after="80" w:line="276"/>
       </w:pPr>
       <w:r>
         <w:rPr>
           <w:b/>
           <w:bCs/>
           <w:color w:val="B91C1C"/>
-        </w:rPr>
-        <w:t xml:space="preserve">«Ni borrar»: no está garantizado. </w:t>
-      </w:r>
-      <w:r>
-        <w:t xml:space="preserve">La protección existente impide eliminar un paciente únicamente cuando tiene cobros registrados en caja: comprueba los cobros, no los historiales. Un paciente </w:t>
-      </w:r>
-      <w:r>
-        <w:rPr>
-          <w:b/>
-          <w:bCs/>
-        </w:rPr>
-        <w:t xml:space="preserve">con historial clínico cerrado pero sin ningún cobro asociado sí puede eliminarse</w:t>
-      </w:r>
-      <w:r>
-        <w:t xml:space="preserve">, y al hacerlo se eliminan en cascada su historial, sus recetas, sus vacunas y sus consentimientos firmados.</w:t>
-      </w:r>
-    </w:p>
-    <w:p>
-      <w:pPr>
-        <w:spacing w:after="140" w:line="276"/>
-      </w:pPr>
-      <w:r>
-        <w:t xml:space="preserve">La razón técnica es que las eliminaciones en cascada no activan las barreras que protegen la modificación, de modo que la inmutabilidad declarada no las alcanza.</w:t>
-      </w:r>
-    </w:p>
-    <w:p>
-      <w:pPr>
-        <w:spacing w:after="140" w:line="276"/>
-      </w:pPr>
-      <w:r>
-        <w:rPr>
-          <w:b/>
-          <w:bCs/>
-        </w:rPr>
-        <w:t xml:space="preserve">Consecuencia: </w:t>
-      </w:r>
-      <w:r>
-        <w:t xml:space="preserve">el expediente médico de un animal puede desaparecer por una vía que la política declara imposible. El escenario realista no es malicioso: alguien elimina una ficha que cree duplicada.</w:t>
-      </w:r>
-    </w:p>
-    <w:p>
-      <w:pPr>
-        <w:spacing w:after="240" w:line="276"/>
-      </w:pPr>
-      <w:r>
-        <w:rPr>
-          <w:b/>
-          <w:bCs/>
-        </w:rPr>
-        <w:t xml:space="preserve">Salida: </w:t>
-      </w:r>
-      <w:r>
-        <w:t xml:space="preserve">extender la protección existente para que compruebe también los historiales. Es añadir una condición a una barrera que ya existe.</w:t>
+          <w:sz w:val="22"/>
+          <w:szCs w:val="22"/>
+        </w:rPr>
+        <w:t xml:space="preserve">Salvedad relacionada, detectada al corregir esto y aún pendiente</w:t>
+      </w:r>
+    </w:p>
+    <w:p>
+      <w:pPr>
+        <w:shd w:fill="FEF2F2" w:color="auto" w:val="clear"/>
+        <w:spacing w:after="200" w:line="276"/>
+      </w:pPr>
+      <w:r>
+        <w:t xml:space="preserve">El mismo tipo de problema afecta a las internaciones. Una internación sin ningún cobro asociado todavía puede perderse si se borra el paciente, pese a que el sistema declara las internaciones «congeladas» una vez dado el alta. Es una situación poco común, pero es el mismo patrón exacto que se acaba de corregir, aplicado a otro tipo de registro. Queda anotado para resolverse de la misma manera.</w:t>
       </w:r>
     </w:p>
     <w:p>
@@ -2187,7 +2192,7 @@
         <w:pStyle w:val="ListParagraph"/>
         <w:numPr>
           <w:ilvl w:val="0"/>
-          <w:numId w:val="3"/>
+          <w:numId w:val="2"/>
         </w:numPr>
         <w:spacing w:after="90" w:line="276"/>
       </w:pPr>
@@ -2200,7 +2205,7 @@
         <w:pStyle w:val="ListParagraph"/>
         <w:numPr>
           <w:ilvl w:val="0"/>
-          <w:numId w:val="3"/>
+          <w:numId w:val="2"/>
         </w:numPr>
         <w:spacing w:after="90" w:line="276"/>
       </w:pPr>
@@ -2796,7 +2801,7 @@
         <w:pStyle w:val="ListParagraph"/>
         <w:numPr>
           <w:ilvl w:val="0"/>
-          <w:numId w:val="3"/>
+          <w:numId w:val="2"/>
         </w:numPr>
         <w:spacing w:after="90" w:line="276"/>
       </w:pPr>
@@ -2809,7 +2814,7 @@
         <w:pStyle w:val="ListParagraph"/>
         <w:numPr>
           <w:ilvl w:val="0"/>
-          <w:numId w:val="3"/>
+          <w:numId w:val="2"/>
         </w:numPr>
         <w:spacing w:after="90" w:line="276"/>
       </w:pPr>
@@ -2822,7 +2827,7 @@
         <w:pStyle w:val="ListParagraph"/>
         <w:numPr>
           <w:ilvl w:val="0"/>
-          <w:numId w:val="3"/>
+          <w:numId w:val="2"/>
         </w:numPr>
         <w:spacing w:after="90" w:line="276"/>
       </w:pPr>
@@ -3170,7 +3175,7 @@
                 <w:sz w:val="19"/>
                 <w:szCs w:val="19"/>
               </w:rPr>
-              <w:t xml:space="preserve">Indirecto, y con la salvedad del punto 2.2</w:t>
+              <w:t xml:space="preserve">Indirecto; ver la salvedad sobre internaciones en el punto 2.2</w:t>
             </w:r>
           </w:p>
         </w:tc>
@@ -3374,6 +3379,354 @@
       </w:pPr>
       <w:r>
         <w:t xml:space="preserve">8. Elementos que no existen y probablemente sean necesarios</w:t>
+      </w:r>
+    </w:p>
+    <w:p>
+      <w:pPr>
+        <w:pStyle w:val="ListParagraph"/>
+        <w:numPr>
+          <w:ilvl w:val="0"/>
+          <w:numId w:val="3"/>
+        </w:numPr>
+        <w:spacing w:after="130" w:line="276"/>
+      </w:pPr>
+      <w:r>
+        <w:rPr>
+          <w:b/>
+          <w:bCs/>
+        </w:rPr>
+        <w:t xml:space="preserve">Contrato de encargo de tratamiento </w:t>
+      </w:r>
+      <w:r>
+        <w:t xml:space="preserve">con los tres proveedores. Todos ellos tratan datos personales por cuenta de Vetora.</w:t>
+      </w:r>
+    </w:p>
+    <w:p>
+      <w:pPr>
+        <w:pStyle w:val="ListParagraph"/>
+        <w:numPr>
+          <w:ilvl w:val="0"/>
+          <w:numId w:val="3"/>
+        </w:numPr>
+        <w:spacing w:after="130" w:line="276"/>
+      </w:pPr>
+      <w:r>
+        <w:rPr>
+          <w:b/>
+          <w:bCs/>
+        </w:rPr>
+        <w:t xml:space="preserve">Procedimiento de notificación de brechas de seguridad: </w:t>
+      </w:r>
+      <w:r>
+        <w:t xml:space="preserve">a quién se comunica, en qué plazo y con qué contenido.</w:t>
+      </w:r>
+    </w:p>
+    <w:p>
+      <w:pPr>
+        <w:pStyle w:val="ListParagraph"/>
+        <w:numPr>
+          <w:ilvl w:val="0"/>
+          <w:numId w:val="3"/>
+        </w:numPr>
+        <w:spacing w:after="130" w:line="276"/>
+      </w:pPr>
+      <w:r>
+        <w:rPr>
+          <w:b/>
+          <w:bCs/>
+        </w:rPr>
+        <w:t xml:space="preserve">Registro de actividades de tratamiento</w:t>
+      </w:r>
+      <w:r>
+        <w:t xml:space="preserve">, si la normativa aplicable lo exige.</w:t>
+      </w:r>
+    </w:p>
+    <w:p>
+      <w:pPr>
+        <w:pStyle w:val="ListParagraph"/>
+        <w:numPr>
+          <w:ilvl w:val="0"/>
+          <w:numId w:val="3"/>
+        </w:numPr>
+        <w:spacing w:after="130" w:line="276"/>
+      </w:pPr>
+      <w:r>
+        <w:rPr>
+          <w:b/>
+          <w:bCs/>
+        </w:rPr>
+        <w:t xml:space="preserve">Base de licitud del tratamiento </w:t>
+      </w:r>
+      <w:r>
+        <w:t xml:space="preserve">documentada: consentimiento, ejecución contractual o interés legítimo.</w:t>
+      </w:r>
+    </w:p>
+    <w:p>
+      <w:pPr>
+        <w:pStyle w:val="ListParagraph"/>
+        <w:numPr>
+          <w:ilvl w:val="0"/>
+          <w:numId w:val="3"/>
+        </w:numPr>
+        <w:spacing w:after="130" w:line="276"/>
+      </w:pPr>
+      <w:r>
+        <w:rPr>
+          <w:b/>
+          <w:bCs/>
+        </w:rPr>
+        <w:t xml:space="preserve">Consentimiento informado para el tratamiento de datos</w:t>
+      </w:r>
+      <w:r>
+        <w:t xml:space="preserve">, distinto del consentimiento quirúrgico que ya existe (este último es de naturaleza médica, no de protección de datos).</w:t>
+      </w:r>
+    </w:p>
+    <w:p>
+      <w:pPr>
+        <w:pStyle w:val="ListParagraph"/>
+        <w:numPr>
+          <w:ilvl w:val="0"/>
+          <w:numId w:val="3"/>
+        </w:numPr>
+        <w:spacing w:after="130" w:line="276"/>
+      </w:pPr>
+      <w:r>
+        <w:rPr>
+          <w:b/>
+          <w:bCs/>
+        </w:rPr>
+        <w:t xml:space="preserve">Términos y condiciones </w:t>
+      </w:r>
+      <w:r>
+        <w:t xml:space="preserve">del servicio para las clínicas contratantes.</w:t>
+      </w:r>
+    </w:p>
+    <w:p>
+      <w:pPr>
+        <w:pStyle w:val="ListParagraph"/>
+        <w:numPr>
+          <w:ilvl w:val="0"/>
+          <w:numId w:val="3"/>
+        </w:numPr>
+        <w:spacing w:after="130" w:line="276"/>
+      </w:pPr>
+      <w:r>
+        <w:rPr>
+          <w:b/>
+          <w:bCs/>
+        </w:rPr>
+        <w:t xml:space="preserve">Cláusula relativa a menores de edad</w:t>
+      </w:r>
+      <w:r>
+        <w:t xml:space="preserve">: no se recogen sus datos, pero no está declarado.</w:t>
+      </w:r>
+    </w:p>
+    <w:p>
+      <w:r>
+        <w:br w:type="page"/>
+      </w:r>
+    </w:p>
+    <w:p>
+      <w:pPr>
+        <w:pStyle w:val="Heading1"/>
+        <w:spacing w:after="180" w:before="360"/>
+      </w:pPr>
+      <w:r>
+        <w:t xml:space="preserve">9. Preguntas para la asesoría</w:t>
+      </w:r>
+    </w:p>
+    <w:p>
+      <w:pPr>
+        <w:spacing w:after="140" w:line="276"/>
+      </w:pPr>
+      <w:r>
+        <w:t xml:space="preserve">Ordenadas por el número de decisiones técnicas que cada una desbloquea.</w:t>
+      </w:r>
+    </w:p>
+    <w:p>
+      <w:pPr>
+        <w:pStyle w:val="ListParagraph"/>
+        <w:numPr>
+          <w:ilvl w:val="0"/>
+          <w:numId w:val="3"/>
+        </w:numPr>
+        <w:spacing w:after="130" w:line="276"/>
+      </w:pPr>
+      <w:r>
+        <w:rPr>
+          <w:b/>
+          <w:bCs/>
+        </w:rPr>
+        <w:t xml:space="preserve">¿Vetora es responsable o encargado del tratamiento? ¿Y la clínica? </w:t>
+      </w:r>
+      <w:r>
+        <w:t xml:space="preserve">La política contenía una afirmación al respecto y se retiró precisamente por tratarse de una calificación jurídica. De la respuesta depende quién responde frente al titular de los datos.</w:t>
+      </w:r>
+    </w:p>
+    <w:p>
+      <w:pPr>
+        <w:pStyle w:val="ListParagraph"/>
+        <w:numPr>
+          <w:ilvl w:val="0"/>
+          <w:numId w:val="3"/>
+        </w:numPr>
+        <w:spacing w:after="130" w:line="276"/>
+      </w:pPr>
+      <w:r>
+        <w:rPr>
+          <w:b/>
+          <w:bCs/>
+        </w:rPr>
+        <w:t xml:space="preserve">¿Cómo debe declararse la transferencia internacional de datos </w:t>
+      </w:r>
+      <w:r>
+        <w:t xml:space="preserve">(Brasil y Estados Unidos)? Hay dos secciones ya redactadas, retiradas de la vista, a la espera de esta respuesta.</w:t>
+      </w:r>
+    </w:p>
+    <w:p>
+      <w:pPr>
+        <w:pStyle w:val="ListParagraph"/>
+        <w:numPr>
+          <w:ilvl w:val="0"/>
+          <w:numId w:val="3"/>
+        </w:numPr>
+        <w:spacing w:after="130" w:line="276"/>
+      </w:pPr>
+      <w:r>
+        <w:rPr>
+          <w:b/>
+          <w:bCs/>
+        </w:rPr>
+        <w:t xml:space="preserve">¿Una firma manuscrita capturada en pantalla constituye dato biométrico </w:t>
+      </w:r>
+      <w:r>
+        <w:t xml:space="preserve">o de categoría especial? Afecta a tres tablas del sistema.</w:t>
+      </w:r>
+    </w:p>
+    <w:p>
+      <w:pPr>
+        <w:pStyle w:val="ListParagraph"/>
+        <w:numPr>
+          <w:ilvl w:val="0"/>
+          <w:numId w:val="3"/>
+        </w:numPr>
+        <w:spacing w:after="130" w:line="276"/>
+      </w:pPr>
+      <w:r>
+        <w:rPr>
+          <w:b/>
+          <w:bCs/>
+        </w:rPr>
+        <w:t xml:space="preserve">¿La cédula de identidad tiene un régimen especial de protección en Bolivia? </w:t>
+      </w:r>
+      <w:r>
+        <w:t xml:space="preserve">Es el identificador más sensible que se conserva y se emplea para vincular cuentas.</w:t>
+      </w:r>
+    </w:p>
+    <w:p>
+      <w:pPr>
+        <w:pStyle w:val="ListParagraph"/>
+        <w:numPr>
+          <w:ilvl w:val="0"/>
+          <w:numId w:val="3"/>
+        </w:numPr>
+        <w:spacing w:after="130" w:line="276"/>
+      </w:pPr>
+      <w:r>
+        <w:rPr>
+          <w:b/>
+          <w:bCs/>
+        </w:rPr>
+        <w:t xml:space="preserve">¿Durante cuánto tiempo debe conservarse un expediente clínico veterinario? </w:t>
+      </w:r>
+      <w:r>
+        <w:t xml:space="preserve">Actualmente la conservación es indefinida y carece de justificación documentada.</w:t>
+      </w:r>
+    </w:p>
+    <w:p>
+      <w:pPr>
+        <w:pStyle w:val="ListParagraph"/>
+        <w:numPr>
+          <w:ilvl w:val="0"/>
+          <w:numId w:val="3"/>
+        </w:numPr>
+        <w:spacing w:after="130" w:line="276"/>
+      </w:pPr>
+      <w:r>
+        <w:rPr>
+          <w:b/>
+          <w:bCs/>
+        </w:rPr>
+        <w:t xml:space="preserve">¿Es necesario recabar consentimiento expreso </w:t>
+      </w:r>
+      <w:r>
+        <w:t xml:space="preserve">para tratar los datos del dueño de la mascota, más allá de la relación contractual con la clínica?</w:t>
+      </w:r>
+    </w:p>
+    <w:p>
+      <w:pPr>
+        <w:pStyle w:val="ListParagraph"/>
+        <w:numPr>
+          <w:ilvl w:val="0"/>
+          <w:numId w:val="3"/>
+        </w:numPr>
+        <w:spacing w:after="130" w:line="276"/>
+      </w:pPr>
+      <w:r>
+        <w:rPr>
+          <w:b/>
+          <w:bCs/>
+        </w:rPr>
+        <w:t xml:space="preserve">¿Resulta suficiente que el titular ejerza sus derechos a través de su clínica, </w:t>
+      </w:r>
+      <w:r>
+        <w:t xml:space="preserve">o Vetora debe habilitar un canal directo?</w:t>
+      </w:r>
+    </w:p>
+    <w:p>
+      <w:pPr>
+        <w:pStyle w:val="ListParagraph"/>
+        <w:numPr>
+          <w:ilvl w:val="0"/>
+          <w:numId w:val="3"/>
+        </w:numPr>
+        <w:spacing w:after="130" w:line="276"/>
+      </w:pPr>
+      <w:r>
+        <w:rPr>
+          <w:b/>
+          <w:bCs/>
+        </w:rPr>
+        <w:t xml:space="preserve">¿La bitácora ya implementada (punto 2.1) satisface el estándar de registro de accesos exigible? </w:t>
+      </w:r>
+      <w:r>
+        <w:t xml:space="preserve">Registra quién, sobre qué clínica, qué operación, resultado y volumen de datos — pero no queda claro si ese nivel de detalle es suficiente o si hace falta algo adicional (por ejemplo, la dirección IP de origen).</w:t>
+      </w:r>
+    </w:p>
+    <w:p>
+      <w:pPr>
+        <w:pStyle w:val="ListParagraph"/>
+        <w:numPr>
+          <w:ilvl w:val="0"/>
+          <w:numId w:val="3"/>
+        </w:numPr>
+        <w:spacing w:after="130" w:line="276"/>
+      </w:pPr>
+      <w:r>
+        <w:rPr>
+          <w:b/>
+          <w:bCs/>
+        </w:rPr>
+        <w:t xml:space="preserve">¿Es exigible la notificación de brechas de seguridad y en qué plazo?</w:t>
+      </w:r>
+    </w:p>
+    <w:p>
+      <w:pPr>
+        <w:pStyle w:val="Heading1"/>
+        <w:spacing w:after="180" w:before="360"/>
+      </w:pPr>
+      <w:r>
+        <w:t xml:space="preserve">10. Alcance y limitaciones de esta revisión</w:t>
       </w:r>
     </w:p>
     <w:p>
@@ -3383,17 +3736,10 @@
           <w:ilvl w:val="0"/>
           <w:numId w:val="2"/>
         </w:numPr>
-        <w:spacing w:after="130" w:line="276"/>
-      </w:pPr>
-      <w:r>
-        <w:rPr>
-          <w:b/>
-          <w:bCs/>
-        </w:rPr>
-        <w:t xml:space="preserve">Contrato de encargo de tratamiento </w:t>
-      </w:r>
-      <w:r>
-        <w:t xml:space="preserve">con los tres proveedores. Todos ellos tratan datos personales por cuenta de Vetora.</w:t>
+        <w:spacing w:after="90" w:line="276"/>
+      </w:pPr>
+      <w:r>
+        <w:t xml:space="preserve">No constituye dictamen legal. Nada de lo aquí expuesto debe interpretarse como afirmación de cumplimiento normativo.</w:t>
       </w:r>
     </w:p>
     <w:p>
@@ -3403,17 +3749,10 @@
           <w:ilvl w:val="0"/>
           <w:numId w:val="2"/>
         </w:numPr>
-        <w:spacing w:after="130" w:line="276"/>
-      </w:pPr>
-      <w:r>
-        <w:rPr>
-          <w:b/>
-          <w:bCs/>
-        </w:rPr>
-        <w:t xml:space="preserve">Procedimiento de notificación de brechas de seguridad: </w:t>
-      </w:r>
-      <w:r>
-        <w:t xml:space="preserve">a quién se comunica, en qué plazo y con qué contenido.</w:t>
+        <w:spacing w:after="90" w:line="276"/>
+      </w:pPr>
+      <w:r>
+        <w:t xml:space="preserve">No se verificó la ubicación física de la base de datos; procede de documentación interna.</w:t>
       </w:r>
     </w:p>
     <w:p>
@@ -3423,17 +3762,10 @@
           <w:ilvl w:val="0"/>
           <w:numId w:val="2"/>
         </w:numPr>
-        <w:spacing w:after="130" w:line="276"/>
-      </w:pPr>
-      <w:r>
-        <w:rPr>
-          <w:b/>
-          <w:bCs/>
-        </w:rPr>
-        <w:t xml:space="preserve">Registro de actividades de tratamiento</w:t>
-      </w:r>
-      <w:r>
-        <w:t xml:space="preserve">, si la normativa aplicable lo exige.</w:t>
+        <w:spacing w:after="90" w:line="276"/>
+      </w:pPr>
+      <w:r>
+        <w:t xml:space="preserve">No se verificó el cifrado del almacenamiento en reposo. Es una propiedad del proveedor que nadie ha comprobado de forma independiente.</w:t>
       </w:r>
     </w:p>
     <w:p>
@@ -3443,17 +3775,10 @@
           <w:ilvl w:val="0"/>
           <w:numId w:val="2"/>
         </w:numPr>
-        <w:spacing w:after="130" w:line="276"/>
-      </w:pPr>
-      <w:r>
-        <w:rPr>
-          <w:b/>
-          <w:bCs/>
-        </w:rPr>
-        <w:t xml:space="preserve">Base de licitud del tratamiento </w:t>
-      </w:r>
-      <w:r>
-        <w:t xml:space="preserve">documentada: consentimiento, ejecución contractual o interés legítimo.</w:t>
+        <w:spacing w:after="90" w:line="276"/>
+      </w:pPr>
+      <w:r>
+        <w:t xml:space="preserve">No se revisaron las condiciones contractuales de los proveedores de infraestructura.</w:t>
       </w:r>
     </w:p>
     <w:p>
@@ -3462,326 +3787,6 @@
         <w:numPr>
           <w:ilvl w:val="0"/>
           <w:numId w:val="2"/>
-        </w:numPr>
-        <w:spacing w:after="130" w:line="276"/>
-      </w:pPr>
-      <w:r>
-        <w:rPr>
-          <w:b/>
-          <w:bCs/>
-        </w:rPr>
-        <w:t xml:space="preserve">Consentimiento informado para el tratamiento de datos</w:t>
-      </w:r>
-      <w:r>
-        <w:t xml:space="preserve">, distinto del consentimiento quirúrgico que ya existe (este último es de naturaleza médica, no de protección de datos).</w:t>
-      </w:r>
-    </w:p>
-    <w:p>
-      <w:pPr>
-        <w:pStyle w:val="ListParagraph"/>
-        <w:numPr>
-          <w:ilvl w:val="0"/>
-          <w:numId w:val="2"/>
-        </w:numPr>
-        <w:spacing w:after="130" w:line="276"/>
-      </w:pPr>
-      <w:r>
-        <w:rPr>
-          <w:b/>
-          <w:bCs/>
-        </w:rPr>
-        <w:t xml:space="preserve">Términos y condiciones </w:t>
-      </w:r>
-      <w:r>
-        <w:t xml:space="preserve">del servicio para las clínicas contratantes.</w:t>
-      </w:r>
-    </w:p>
-    <w:p>
-      <w:pPr>
-        <w:pStyle w:val="ListParagraph"/>
-        <w:numPr>
-          <w:ilvl w:val="0"/>
-          <w:numId w:val="2"/>
-        </w:numPr>
-        <w:spacing w:after="130" w:line="276"/>
-      </w:pPr>
-      <w:r>
-        <w:rPr>
-          <w:b/>
-          <w:bCs/>
-        </w:rPr>
-        <w:t xml:space="preserve">Cláusula relativa a menores de edad</w:t>
-      </w:r>
-      <w:r>
-        <w:t xml:space="preserve">: no se recogen sus datos, pero no está declarado.</w:t>
-      </w:r>
-    </w:p>
-    <w:p>
-      <w:r>
-        <w:br w:type="page"/>
-      </w:r>
-    </w:p>
-    <w:p>
-      <w:pPr>
-        <w:pStyle w:val="Heading1"/>
-        <w:spacing w:after="180" w:before="360"/>
-      </w:pPr>
-      <w:r>
-        <w:t xml:space="preserve">9. Preguntas para la asesoría</w:t>
-      </w:r>
-    </w:p>
-    <w:p>
-      <w:pPr>
-        <w:spacing w:after="140" w:line="276"/>
-      </w:pPr>
-      <w:r>
-        <w:t xml:space="preserve">Ordenadas por el número de decisiones técnicas que cada una desbloquea.</w:t>
-      </w:r>
-    </w:p>
-    <w:p>
-      <w:pPr>
-        <w:pStyle w:val="ListParagraph"/>
-        <w:numPr>
-          <w:ilvl w:val="0"/>
-          <w:numId w:val="2"/>
-        </w:numPr>
-        <w:spacing w:after="130" w:line="276"/>
-      </w:pPr>
-      <w:r>
-        <w:rPr>
-          <w:b/>
-          <w:bCs/>
-        </w:rPr>
-        <w:t xml:space="preserve">¿Vetora es responsable o encargado del tratamiento? ¿Y la clínica? </w:t>
-      </w:r>
-      <w:r>
-        <w:t xml:space="preserve">La política contenía una afirmación al respecto y se retiró precisamente por tratarse de una calificación jurídica. De la respuesta depende quién responde frente al titular de los datos.</w:t>
-      </w:r>
-    </w:p>
-    <w:p>
-      <w:pPr>
-        <w:pStyle w:val="ListParagraph"/>
-        <w:numPr>
-          <w:ilvl w:val="0"/>
-          <w:numId w:val="2"/>
-        </w:numPr>
-        <w:spacing w:after="130" w:line="276"/>
-      </w:pPr>
-      <w:r>
-        <w:rPr>
-          <w:b/>
-          <w:bCs/>
-        </w:rPr>
-        <w:t xml:space="preserve">¿Cómo debe declararse la transferencia internacional de datos </w:t>
-      </w:r>
-      <w:r>
-        <w:t xml:space="preserve">(Brasil y Estados Unidos)? Hay dos secciones ya redactadas, retiradas de la vista, a la espera de esta respuesta.</w:t>
-      </w:r>
-    </w:p>
-    <w:p>
-      <w:pPr>
-        <w:pStyle w:val="ListParagraph"/>
-        <w:numPr>
-          <w:ilvl w:val="0"/>
-          <w:numId w:val="2"/>
-        </w:numPr>
-        <w:spacing w:after="130" w:line="276"/>
-      </w:pPr>
-      <w:r>
-        <w:rPr>
-          <w:b/>
-          <w:bCs/>
-        </w:rPr>
-        <w:t xml:space="preserve">¿Una firma manuscrita capturada en pantalla constituye dato biométrico </w:t>
-      </w:r>
-      <w:r>
-        <w:t xml:space="preserve">o de categoría especial? Afecta a tres tablas del sistema.</w:t>
-      </w:r>
-    </w:p>
-    <w:p>
-      <w:pPr>
-        <w:pStyle w:val="ListParagraph"/>
-        <w:numPr>
-          <w:ilvl w:val="0"/>
-          <w:numId w:val="2"/>
-        </w:numPr>
-        <w:spacing w:after="130" w:line="276"/>
-      </w:pPr>
-      <w:r>
-        <w:rPr>
-          <w:b/>
-          <w:bCs/>
-        </w:rPr>
-        <w:t xml:space="preserve">¿La cédula de identidad tiene un régimen especial de protección en Bolivia? </w:t>
-      </w:r>
-      <w:r>
-        <w:t xml:space="preserve">Es el identificador más sensible que se conserva y se emplea para vincular cuentas.</w:t>
-      </w:r>
-    </w:p>
-    <w:p>
-      <w:pPr>
-        <w:pStyle w:val="ListParagraph"/>
-        <w:numPr>
-          <w:ilvl w:val="0"/>
-          <w:numId w:val="2"/>
-        </w:numPr>
-        <w:spacing w:after="130" w:line="276"/>
-      </w:pPr>
-      <w:r>
-        <w:rPr>
-          <w:b/>
-          <w:bCs/>
-        </w:rPr>
-        <w:t xml:space="preserve">¿Durante cuánto tiempo debe conservarse un expediente clínico veterinario? </w:t>
-      </w:r>
-      <w:r>
-        <w:t xml:space="preserve">Actualmente la conservación es indefinida y carece de justificación documentada.</w:t>
-      </w:r>
-    </w:p>
-    <w:p>
-      <w:pPr>
-        <w:pStyle w:val="ListParagraph"/>
-        <w:numPr>
-          <w:ilvl w:val="0"/>
-          <w:numId w:val="2"/>
-        </w:numPr>
-        <w:spacing w:after="130" w:line="276"/>
-      </w:pPr>
-      <w:r>
-        <w:rPr>
-          <w:b/>
-          <w:bCs/>
-        </w:rPr>
-        <w:t xml:space="preserve">¿Es necesario recabar consentimiento expreso </w:t>
-      </w:r>
-      <w:r>
-        <w:t xml:space="preserve">para tratar los datos del dueño de la mascota, más allá de la relación contractual con la clínica?</w:t>
-      </w:r>
-    </w:p>
-    <w:p>
-      <w:pPr>
-        <w:pStyle w:val="ListParagraph"/>
-        <w:numPr>
-          <w:ilvl w:val="0"/>
-          <w:numId w:val="2"/>
-        </w:numPr>
-        <w:spacing w:after="130" w:line="276"/>
-      </w:pPr>
-      <w:r>
-        <w:rPr>
-          <w:b/>
-          <w:bCs/>
-        </w:rPr>
-        <w:t xml:space="preserve">¿Resulta suficiente que el titular ejerza sus derechos a través de su clínica, </w:t>
-      </w:r>
-      <w:r>
-        <w:t xml:space="preserve">o Vetora debe habilitar un canal directo?</w:t>
-      </w:r>
-    </w:p>
-    <w:p>
-      <w:pPr>
-        <w:pStyle w:val="ListParagraph"/>
-        <w:numPr>
-          <w:ilvl w:val="0"/>
-          <w:numId w:val="2"/>
-        </w:numPr>
-        <w:spacing w:after="130" w:line="276"/>
-      </w:pPr>
-      <w:r>
-        <w:rPr>
-          <w:b/>
-          <w:bCs/>
-        </w:rPr>
-        <w:t xml:space="preserve">¿Qué obligación de registro de accesos resulta exigible? </w:t>
-      </w:r>
-      <w:r>
-        <w:t xml:space="preserve">De ello depende si el punto 2.1 se resuelve implementando la trazabilidad o corrigiendo el texto.</w:t>
-      </w:r>
-    </w:p>
-    <w:p>
-      <w:pPr>
-        <w:pStyle w:val="ListParagraph"/>
-        <w:numPr>
-          <w:ilvl w:val="0"/>
-          <w:numId w:val="2"/>
-        </w:numPr>
-        <w:spacing w:after="130" w:line="276"/>
-      </w:pPr>
-      <w:r>
-        <w:rPr>
-          <w:b/>
-          <w:bCs/>
-        </w:rPr>
-        <w:t xml:space="preserve">¿Es exigible la notificación de brechas de seguridad y en qué plazo?</w:t>
-      </w:r>
-    </w:p>
-    <w:p>
-      <w:pPr>
-        <w:pStyle w:val="Heading1"/>
-        <w:spacing w:after="180" w:before="360"/>
-      </w:pPr>
-      <w:r>
-        <w:t xml:space="preserve">10. Alcance y limitaciones de esta revisión</w:t>
-      </w:r>
-    </w:p>
-    <w:p>
-      <w:pPr>
-        <w:pStyle w:val="ListParagraph"/>
-        <w:numPr>
-          <w:ilvl w:val="0"/>
-          <w:numId w:val="3"/>
-        </w:numPr>
-        <w:spacing w:after="90" w:line="276"/>
-      </w:pPr>
-      <w:r>
-        <w:t xml:space="preserve">No constituye dictamen legal. Nada de lo aquí expuesto debe interpretarse como afirmación de cumplimiento normativo.</w:t>
-      </w:r>
-    </w:p>
-    <w:p>
-      <w:pPr>
-        <w:pStyle w:val="ListParagraph"/>
-        <w:numPr>
-          <w:ilvl w:val="0"/>
-          <w:numId w:val="3"/>
-        </w:numPr>
-        <w:spacing w:after="90" w:line="276"/>
-      </w:pPr>
-      <w:r>
-        <w:t xml:space="preserve">No se verificó la ubicación física de la base de datos; procede de documentación interna.</w:t>
-      </w:r>
-    </w:p>
-    <w:p>
-      <w:pPr>
-        <w:pStyle w:val="ListParagraph"/>
-        <w:numPr>
-          <w:ilvl w:val="0"/>
-          <w:numId w:val="3"/>
-        </w:numPr>
-        <w:spacing w:after="90" w:line="276"/>
-      </w:pPr>
-      <w:r>
-        <w:t xml:space="preserve">No se verificó el cifrado del almacenamiento en reposo. Es una propiedad del proveedor que nadie ha comprobado de forma independiente.</w:t>
-      </w:r>
-    </w:p>
-    <w:p>
-      <w:pPr>
-        <w:pStyle w:val="ListParagraph"/>
-        <w:numPr>
-          <w:ilvl w:val="0"/>
-          <w:numId w:val="3"/>
-        </w:numPr>
-        <w:spacing w:after="90" w:line="276"/>
-      </w:pPr>
-      <w:r>
-        <w:t xml:space="preserve">No se revisaron las condiciones contractuales de los proveedores de infraestructura.</w:t>
-      </w:r>
-    </w:p>
-    <w:p>
-      <w:pPr>
-        <w:pStyle w:val="ListParagraph"/>
-        <w:numPr>
-          <w:ilvl w:val="0"/>
-          <w:numId w:val="3"/>
         </w:numPr>
         <w:spacing w:after="90" w:line="276"/>
       </w:pPr>
@@ -4012,13 +4017,13 @@
     </w:lvlOverride>
   </w:num>
   <w:num w:numId="2">
-    <w:abstractNumId w:val="3"/>
+    <w:abstractNumId w:val="2"/>
     <w:lvlOverride w:ilvl="0">
       <w:startOverride w:val="1"/>
     </w:lvlOverride>
   </w:num>
   <w:num w:numId="3">
-    <w:abstractNumId w:val="2"/>
+    <w:abstractNumId w:val="3"/>
     <w:lvlOverride w:ilvl="0">
       <w:startOverride w:val="1"/>
     </w:lvlOverride>

--- a/Informe Vetora - Asesoria Juridica.docx
+++ b/Informe Vetora - Asesoria Juridica.docx
@@ -387,7 +387,7 @@
                 <w:sz w:val="19"/>
                 <w:szCs w:val="19"/>
               </w:rPr>
-              <w:t xml:space="preserve">La política afirmaba que el historial cerrado no se puede borrar — era cierto solo a medias</w:t>
+              <w:t xml:space="preserve">La política afirmaba que el historial cerrado no se puede borrar — era cierto solo a medias, por tres vías distintas</w:t>
             </w:r>
           </w:p>
         </w:tc>
@@ -413,7 +413,7 @@
                 <w:sz w:val="19"/>
                 <w:szCs w:val="19"/>
               </w:rPr>
-              <w:t xml:space="preserve">Corregido el mismo día, con una salvedad relacionada pendiente</w:t>
+              <w:t xml:space="preserve">Corregidas las tres vías el mismo día</w:t>
             </w:r>
           </w:p>
         </w:tc>
@@ -722,7 +722,7 @@
         <w:spacing w:after="140" w:before="280"/>
       </w:pPr>
       <w:r>
-        <w:t xml:space="preserve">2.2. «El historial clínico cerrado no se puede modificar ni borrar» — corregido, con una salvedad relacionada pendiente</w:t>
+        <w:t xml:space="preserve">2.2. «El historial clínico cerrado no se puede modificar ni borrar» — corregido (tres vías, las tres cerradas)</w:t>
       </w:r>
     </w:p>
     <w:p>
@@ -752,7 +752,7 @@
         <w:t xml:space="preserve">«Ni borrar»: </w:t>
       </w:r>
       <w:r>
-        <w:t xml:space="preserve">no estaba garantizado, y por dos vías distintas.</w:t>
+        <w:t xml:space="preserve">no estaba garantizado, y por tres vías distintas — la tercera se descubrió al cerrar las dos primeras.</w:t>
       </w:r>
     </w:p>
     <w:p>
@@ -780,10 +780,25 @@
           <w:bCs/>
           <w:color w:val="B91C1C"/>
         </w:rPr>
-        <w:t xml:space="preserve">Vía 2 — borrar la cita, no el paciente (la más grave de las dos). </w:t>
+        <w:t xml:space="preserve">Vía 2 — borrar la cita, no el paciente (la más grave de las tres). </w:t>
       </w:r>
       <w:r>
         <w:t xml:space="preserve">El historial clínico está vinculado a la cita en la que se generó, y al borrarse esa cita el historial se borraba con ella. Borrar una cita es una operación habitual del personal —cancelaciones, limpieza de agenda—, muy distinta de borrar un paciente entero. Cualquier miembro del personal podía, sin darse cuenta, destruir un expediente médico simplemente al borrar la cita asociada.</w:t>
+      </w:r>
+    </w:p>
+    <w:p>
+      <w:pPr>
+        <w:spacing w:after="140" w:line="276"/>
+      </w:pPr>
+      <w:r>
+        <w:rPr>
+          <w:b/>
+          <w:bCs/>
+        </w:rPr>
+        <w:t xml:space="preserve">Vía 3 — borrar el paciente arrastrando una internación ya cerrada. </w:t>
+      </w:r>
+      <w:r>
+        <w:t xml:space="preserve">El mismo problema de la vía 1, aplicado a otro tipo de registro: una internación ya concluida se prometía «congelada», pero solo frente a modificaciones, no frente a que se borrara el paciente completo. Sin ningún cobro asociado a esa internación, se perdía igual que el historial de la vía 1.</w:t>
       </w:r>
     </w:p>
     <w:p>
@@ -817,12 +832,12 @@
         <w:spacing w:after="90" w:line="276"/>
       </w:pPr>
       <w:r>
-        <w:t xml:space="preserve">La protección existente sobre el borrado de pacientes se amplió para bloquear también cuando el paciente tiene historiales clínicos cerrados. Un historial todavía en borrador no bloquea el borrado, porque un borrador no es el expediente médico definitivo que se promete conservar.</w:t>
-      </w:r>
-    </w:p>
-    <w:p>
-      <w:pPr>
-        <w:spacing w:after="140" w:line="276"/>
+        <w:t xml:space="preserve">La protección existente sobre el borrado de pacientes se amplió para bloquear también cuando el paciente tiene historiales clínicos cerrados, y cuando tiene internaciones ya concluidas. En ambos casos, lo que sigue en curso —una consulta sin terminar, una internación activa— no bloquea el borrado: solo se protege lo que ya se cerró y se promete definitivo.</w:t>
+      </w:r>
+    </w:p>
+    <w:p>
+      <w:pPr>
+        <w:spacing w:after="240" w:line="276"/>
       </w:pPr>
       <w:r>
         <w:rPr>
@@ -832,32 +847,7 @@
         <w:t xml:space="preserve">Estado: </w:t>
       </w:r>
       <w:r>
-        <w:t xml:space="preserve">ambas vías quedan cerradas. La política ya es cierta.</w:t>
-      </w:r>
-    </w:p>
-    <w:p>
-      <w:pPr>
-        <w:shd w:fill="FEF2F2" w:color="auto" w:val="clear"/>
-        <w:spacing w:after="80" w:line="276"/>
-      </w:pPr>
-      <w:r>
-        <w:rPr>
-          <w:b/>
-          <w:bCs/>
-          <w:color w:val="B91C1C"/>
-          <w:sz w:val="22"/>
-          <w:szCs w:val="22"/>
-        </w:rPr>
-        <w:t xml:space="preserve">Salvedad relacionada, detectada al corregir esto y aún pendiente</w:t>
-      </w:r>
-    </w:p>
-    <w:p>
-      <w:pPr>
-        <w:shd w:fill="FEF2F2" w:color="auto" w:val="clear"/>
-        <w:spacing w:after="200" w:line="276"/>
-      </w:pPr>
-      <w:r>
-        <w:t xml:space="preserve">El mismo tipo de problema afecta a las internaciones. Una internación sin ningún cobro asociado todavía puede perderse si se borra el paciente, pese a que el sistema declara las internaciones «congeladas» una vez dado el alta. Es una situación poco común, pero es el mismo patrón exacto que se acaba de corregir, aplicado a otro tipo de registro. Queda anotado para resolverse de la misma manera.</w:t>
+        <w:t xml:space="preserve">las tres vías quedan cerradas y verificadas en producción. La política ya es cierta en su totalidad.</w:t>
       </w:r>
     </w:p>
     <w:p>
@@ -3175,7 +3165,7 @@
                 <w:sz w:val="19"/>
                 <w:szCs w:val="19"/>
               </w:rPr>
-              <w:t xml:space="preserve">Indirecto; ver la salvedad sobre internaciones en el punto 2.2</w:t>
+              <w:t xml:space="preserve">Indirecto: debe solicitarse a la clínica</w:t>
             </w:r>
           </w:p>
         </w:tc>

--- a/Informe Vetora - Asesoria Juridica.docx
+++ b/Informe Vetora - Asesoria Juridica.docx
@@ -1273,6 +1273,119 @@
     </w:tbl>
     <w:p>
       <w:pPr>
+        <w:shd w:fill="FEF2F2" w:color="auto" w:val="clear"/>
+        <w:spacing w:after="80" w:line="276"/>
+      </w:pPr>
+      <w:r>
+        <w:rPr>
+          <w:b/>
+          <w:bCs/>
+          <w:color w:val="B91C1C"/>
+          <w:sz w:val="22"/>
+          <w:szCs w:val="22"/>
+        </w:rPr>
+        <w:t xml:space="preserve">El CI merece punto propio</w:t>
+      </w:r>
+    </w:p>
+    <w:p>
+      <w:pPr>
+        <w:shd w:fill="FEF2F2" w:color="auto" w:val="clear"/>
+        <w:spacing w:after="200" w:line="276"/>
+      </w:pPr>
+      <w:r>
+        <w:t xml:space="preserve">Por lo que representa y por lo poco que el sistema lo distingue del resto de la ficha del cliente. Verificado contra el código, no supuesto.</w:t>
+      </w:r>
+    </w:p>
+    <w:p>
+      <w:pPr>
+        <w:pStyle w:val="ListParagraph"/>
+        <w:numPr>
+          <w:ilvl w:val="0"/>
+          <w:numId w:val="2"/>
+        </w:numPr>
+        <w:spacing w:after="90" w:line="276"/>
+      </w:pPr>
+      <w:r>
+        <w:rPr>
+          <w:b/>
+          <w:bCs/>
+        </w:rPr>
+        <w:t xml:space="preserve">Qué es hoy, técnicamente: </w:t>
+      </w:r>
+      <w:r>
+        <w:t xml:space="preserve">la columna (clientes.ci, desde la primera versión del esquema) es texto libre — sin restricción de unicidad, sin validación de formato, sin dígito verificador. Nunca se valida la longitud ni la forma de lo escrito, solo se recorta el espacio en blanco. Es opcional: una ficha puede no tenerlo.</w:t>
+      </w:r>
+    </w:p>
+    <w:p>
+      <w:pPr>
+        <w:pStyle w:val="ListParagraph"/>
+        <w:numPr>
+          <w:ilvl w:val="0"/>
+          <w:numId w:val="2"/>
+        </w:numPr>
+        <w:spacing w:after="90" w:line="276"/>
+      </w:pPr>
+      <w:r>
+        <w:rPr>
+          <w:b/>
+          <w:bCs/>
+        </w:rPr>
+        <w:t xml:space="preserve">Para qué se usa realmente: </w:t>
+      </w:r>
+      <w:r>
+        <w:t xml:space="preserve">nunca como control de acceso ni como prueba de identidad, sino como clave de coincidencia entre dos escrituras del mismo número, para dos decisiones concretas: vincular una cuenta nueva del portal a una ficha de cliente ya existente, y reusar la ficha de un dueño cuando se registra una segunda mascota a su nombre. El propio código del sistema lo dice sin rodeos: «No es prueba de identidad —los dos son datos que un conocido podría saber—, sube el listón de “sé tu carnet” a “sé tu carnet y tu teléfono”». Nadie en el sistema lo comprueba contra ningún documento ni servicio real — no existe integración con el registro civil boliviano ni con nada parecido: es autodeclarado de principio a fin.</w:t>
+      </w:r>
+    </w:p>
+    <w:p>
+      <w:pPr>
+        <w:pStyle w:val="ListParagraph"/>
+        <w:numPr>
+          <w:ilvl w:val="0"/>
+          <w:numId w:val="2"/>
+        </w:numPr>
+        <w:spacing w:after="90" w:line="276"/>
+      </w:pPr>
+      <w:r>
+        <w:rPr>
+          <w:b/>
+          <w:bCs/>
+        </w:rPr>
+        <w:t xml:space="preserve">Quién lo ve, sin ninguna restricción adicional a la de cualquier otro dato de la ficha: </w:t>
+      </w:r>
+      <w:r>
+        <w:t xml:space="preserve">los tres roles de personal por igual —administración, veterinario, recepción; la política de acceso de la base de datos no distingue esta columna de las demás—, el propio dueño desde su portal, seis documentos que se imprimen (cuatro de ellos accesibles también al dueño, por ser su propio dato), y el volcado completo del respaldo en formato CSV, que puede generar tanto la administración como recepción sin que esa columna se excluya. El operador de la plataforma también puede extraerlo clínica por clínica, pero eso ya está acotado con segundo factor y registrado en bitácora (sección 2.1).</w:t>
+      </w:r>
+    </w:p>
+    <w:p>
+      <w:pPr>
+        <w:pStyle w:val="ListParagraph"/>
+        <w:numPr>
+          <w:ilvl w:val="0"/>
+          <w:numId w:val="2"/>
+        </w:numPr>
+        <w:spacing w:after="140" w:line="276"/>
+      </w:pPr>
+      <w:r>
+        <w:rPr>
+          <w:b/>
+          <w:bCs/>
+        </w:rPr>
+        <w:t xml:space="preserve">Lo que no cambia: </w:t>
+      </w:r>
+      <w:r>
+        <w:t xml:space="preserve">sigue sin enviarse nunca al asistente de inteligencia artificial — reverificado al ampliar este punto.</w:t>
+      </w:r>
+    </w:p>
+    <w:p>
+      <w:pPr>
+        <w:spacing w:after="240" w:line="276"/>
+      </w:pPr>
+      <w:r>
+        <w:t xml:space="preserve">Es "el dato más sensible que se conserva" por lo que representa —identifica a una persona de forma unívoca en Bolivia—, no porque el sistema lo trate con un régimen distinto al resto de la ficha del cliente. Esa distancia entre lo sensible que es y lo poco que se lo distingue es justo lo que las preguntas 4.1 a 4.3 de la sección 9 le piden a la asesoría.</w:t>
+      </w:r>
+    </w:p>
+    <w:p>
+      <w:pPr>
         <w:pStyle w:val="Heading2"/>
         <w:spacing w:after="140" w:before="280"/>
       </w:pPr>
@@ -3607,10 +3720,37 @@
           <w:b/>
           <w:bCs/>
         </w:rPr>
-        <w:t xml:space="preserve">¿La cédula de identidad tiene un régimen especial de protección en Bolivia? </w:t>
-      </w:r>
-      <w:r>
-        <w:t xml:space="preserve">Es el identificador más sensible que se conserva y se emplea para vincular cuentas.</w:t>
+        <w:t xml:space="preserve">Sobre la cédula de identidad, </w:t>
+      </w:r>
+      <w:r>
+        <w:t xml:space="preserve">ampliado con los hechos verificados en la sección 3.1:</w:t>
+      </w:r>
+    </w:p>
+    <w:p>
+      <w:pPr>
+        <w:spacing w:after="90" w:line="276"/>
+        <w:ind w:left="720"/>
+      </w:pPr>
+      <w:r>
+        <w:t xml:space="preserve">4.1. ¿Tiene el CI boliviano un régimen jurídico especial (dato sensible o de categoría reforzada) que exija medidas más allá de las que ya existen?</w:t>
+      </w:r>
+    </w:p>
+    <w:p>
+      <w:pPr>
+        <w:spacing w:after="90" w:line="276"/>
+        <w:ind w:left="720"/>
+      </w:pPr>
+      <w:r>
+        <w:t xml:space="preserve">4.2. ¿Es jurídicamente aceptable que se use solo como clave de coincidencia autodeclarada, nunca verificada contra un documento real, tal como el propio sistema lo documenta y lo limita?</w:t>
+      </w:r>
+    </w:p>
+    <w:p>
+      <w:pPr>
+        <w:spacing w:after="130" w:line="276"/>
+        <w:ind w:left="720"/>
+      </w:pPr>
+      <w:r>
+        <w:t xml:space="preserve">4.3. ¿El nivel de exposición actual —igual para los tres roles de personal, impreso en varios documentos, volcado íntegro en el respaldo en CSV— es adecuado para "el dato más sensible que se guarda", o debería acotarse (por ejemplo, ocultarlo a algún rol, excluirlo del CSV, o enmascararlo en lo impreso)?</w:t>
       </w:r>
     </w:p>
     <w:p>

--- a/Informe Vetora - Asesoria Juridica.docx
+++ b/Informe Vetora - Asesoria Juridica.docx
@@ -1424,7 +1424,7 @@
         <w:spacing w:after="140" w:before="280"/>
       </w:pPr>
       <w:r>
-        <w:t xml:space="preserve">3.4. Firmas manuscritas</w:t>
+        <w:t xml:space="preserve">3.4. Firmas manuscritas — merece punto propio</w:t>
       </w:r>
     </w:p>
     <w:p>
@@ -1432,17 +1432,14 @@
         <w:spacing w:after="140" w:line="276"/>
       </w:pPr>
       <w:r>
-        <w:t xml:space="preserve">Tres tablas del sistema conservan </w:t>
-      </w:r>
-      <w:r>
-        <w:rPr>
-          <w:b/>
-          <w:bCs/>
-        </w:rPr>
-        <w:t xml:space="preserve">firmas manuscritas capturadas en el dispositivo</w:t>
-      </w:r>
-      <w:r>
-        <w:t xml:space="preserve"> (consentimientos de cirugía, informes firmados y recibos), almacenadas como imagen codificada.</w:t>
+        <w:rPr>
+          <w:b/>
+          <w:bCs/>
+        </w:rPr>
+        <w:t xml:space="preserve">Dos tablas</w:t>
+      </w:r>
+      <w:r>
+        <w:t xml:space="preserve"> del sistema conservan firmas manuscritas capturadas en el dispositivo, en base64 —no tres, como decía una versión anterior de este informe—: consentimientos de cirugía e informes firmados, tabla esta última donde también vive la firma de recibos (no es una tabla propia: solo añade "recibo" como un valor más de tipo de documento).</w:t>
       </w:r>
     </w:p>
     <w:p>
@@ -1458,7 +1455,7 @@
           <w:sz w:val="22"/>
           <w:szCs w:val="22"/>
         </w:rPr>
-        <w:t xml:space="preserve">Cuestión no planteada hasta ahora</w:t>
+        <w:t xml:space="preserve">Verificado contra el código, no supuesto</w:t>
       </w:r>
     </w:p>
     <w:p>
@@ -1467,7 +1464,135 @@
         <w:spacing w:after="200" w:line="276"/>
       </w:pPr>
       <w:r>
-        <w:t xml:space="preserve">Una firma manuscrita capturada digitalmente puede tener la consideración de dato biométrico o de categoría especial en determinados ordenamientos. Es una pregunta directa para la asesoría y afecta a tres tablas del sistema.</w:t>
+        <w:t xml:space="preserve">Los puntos siguientes están comprobados uno por uno contra el componente de captura y las políticas de acceso reales, no son una descripción general.</w:t>
+      </w:r>
+    </w:p>
+    <w:p>
+      <w:pPr>
+        <w:pStyle w:val="ListParagraph"/>
+        <w:numPr>
+          <w:ilvl w:val="0"/>
+          <w:numId w:val="2"/>
+        </w:numPr>
+        <w:spacing w:after="90" w:line="276"/>
+      </w:pPr>
+      <w:r>
+        <w:rPr>
+          <w:b/>
+          <w:bCs/>
+        </w:rPr>
+        <w:t xml:space="preserve">Qué es exactamente lo que se guarda: </w:t>
+      </w:r>
+      <w:r>
+        <w:t xml:space="preserve">un único componente de todo el sistema captura el trazo sobre un lienzo digital y, al soltar, lo convierte en una imagen estática. Solo se persiste esa imagen final — nunca la secuencia de puntos, la velocidad ni la presión del trazo, que existen momentáneamente en pantalla mientras se dibuja pero se descartan de inmediato y no llegan a guardarse en ningún campo. Es el equivalente digital de una foto de una firma en papel, no un dato biométrico dinámico.</w:t>
+      </w:r>
+    </w:p>
+    <w:p>
+      <w:pPr>
+        <w:pStyle w:val="ListParagraph"/>
+        <w:numPr>
+          <w:ilvl w:val="0"/>
+          <w:numId w:val="2"/>
+        </w:numPr>
+        <w:spacing w:after="90" w:line="276"/>
+      </w:pPr>
+      <w:r>
+        <w:rPr>
+          <w:b/>
+          <w:bCs/>
+        </w:rPr>
+        <w:t xml:space="preserve">Cuándo es obligatoria: </w:t>
+      </w:r>
+      <w:r>
+        <w:t xml:space="preserve">para el consentimiento firmado digitalmente —uno de sus tres métodos posibles; los otros dos (firma física escaneada, aceptación verbal registrada) no producen ningún trazo—, y como condición para imprimir un informe, un historial o un recibo: el botón de imprimir permanece deshabilitado sin firma. No es obligatoria para cerrar una consulta ni para cobrar — firmar es un paso posterior y separado, solo para poder emitir el papel.</w:t>
+      </w:r>
+    </w:p>
+    <w:p>
+      <w:pPr>
+        <w:pStyle w:val="ListParagraph"/>
+        <w:numPr>
+          <w:ilvl w:val="0"/>
+          <w:numId w:val="2"/>
+        </w:numPr>
+        <w:spacing w:after="90" w:line="276"/>
+      </w:pPr>
+      <w:r>
+        <w:rPr>
+          <w:b/>
+          <w:bCs/>
+        </w:rPr>
+        <w:t xml:space="preserve">Inmutabilidad: </w:t>
+      </w:r>
+      <w:r>
+        <w:t xml:space="preserve">las dos tablas son solo de alta y de lectura — no existe ninguna forma de modificar ni borrar una firma ya guardada, con la misma salvedad de las bajas en cadena ya explicada en el punto 2.2 de este informe.</w:t>
+      </w:r>
+    </w:p>
+    <w:p>
+      <w:pPr>
+        <w:pStyle w:val="ListParagraph"/>
+        <w:numPr>
+          <w:ilvl w:val="0"/>
+          <w:numId w:val="2"/>
+        </w:numPr>
+        <w:spacing w:after="90" w:line="276"/>
+      </w:pPr>
+      <w:r>
+        <w:rPr>
+          <w:b/>
+          <w:bCs/>
+        </w:rPr>
+        <w:t xml:space="preserve">Quién la ve: </w:t>
+      </w:r>
+      <w:r>
+        <w:t xml:space="preserve">el personal con acceso al expediente clínico (administración, veterinario, recepción), y el propio dueño desde su portal —incluida la firma del veterinario, no solo la suya— para los consentimientos e informes de su mascota. La única excepción es el recibo: al no llevar paciente asociado, esa firma queda estructuralmente invisible para el dueño aunque conozca la dirección del documento.</w:t>
+      </w:r>
+    </w:p>
+    <w:p>
+      <w:pPr>
+        <w:pStyle w:val="ListParagraph"/>
+        <w:numPr>
+          <w:ilvl w:val="0"/>
+          <w:numId w:val="2"/>
+        </w:numPr>
+        <w:spacing w:after="90" w:line="276"/>
+      </w:pPr>
+      <w:r>
+        <w:rPr>
+          <w:b/>
+          <w:bCs/>
+        </w:rPr>
+        <w:t xml:space="preserve">Sale íntegra en el respaldo en CSV </w:t>
+      </w:r>
+      <w:r>
+        <w:t xml:space="preserve">de ambas tablas, sin ningún filtro —al contrario que la fotografía del paciente, que sí se excluye del CSV y se mueve aparte—, y nunca se envía al asistente de inteligencia artificial.</w:t>
+      </w:r>
+    </w:p>
+    <w:p>
+      <w:pPr>
+        <w:pStyle w:val="ListParagraph"/>
+        <w:numPr>
+          <w:ilvl w:val="0"/>
+          <w:numId w:val="2"/>
+        </w:numPr>
+        <w:spacing w:after="140" w:line="276"/>
+      </w:pPr>
+      <w:r>
+        <w:rPr>
+          <w:b/>
+          <w:bCs/>
+        </w:rPr>
+        <w:t xml:space="preserve">Nunca se compara contra ninguna firma de referencia. </w:t>
+      </w:r>
+      <w:r>
+        <w:t xml:space="preserve">Se guarda y se muestra, pero no hay ningún proceso de verificación: es evidencia de que alguien trazó algo en el dispositivo en ese momento, no una comprobación de identidad.</w:t>
+      </w:r>
+    </w:p>
+    <w:p>
+      <w:pPr>
+        <w:spacing w:after="240" w:line="276"/>
+      </w:pPr>
+      <w:r>
+        <w:t xml:space="preserve">Es sensible en un sentido distinto al de la cédula de identidad (sección 3.1): no identifica por sí sola a nadie de forma unívoca, pero su naturaleza —un trazo manuscrito capturado digitalmente— es justo lo que algunas jurisdicciones tratan como dato biométrico o de categoría especial, sin que el sistema le dé hoy ningún tratamiento reforzado frente al resto del expediente.</w:t>
       </w:r>
     </w:p>
     <w:p>
@@ -3700,10 +3825,37 @@
           <w:b/>
           <w:bCs/>
         </w:rPr>
-        <w:t xml:space="preserve">¿Una firma manuscrita capturada en pantalla constituye dato biométrico </w:t>
-      </w:r>
-      <w:r>
-        <w:t xml:space="preserve">o de categoría especial? Afecta a tres tablas del sistema.</w:t>
+        <w:t xml:space="preserve">Sobre las firmas manuscritas, </w:t>
+      </w:r>
+      <w:r>
+        <w:t xml:space="preserve">ampliado con los hechos verificados en la sección 3.4 (afecta a dos tablas, no tres):</w:t>
+      </w:r>
+    </w:p>
+    <w:p>
+      <w:pPr>
+        <w:spacing w:after="90" w:line="276"/>
+        <w:ind w:left="720"/>
+      </w:pPr>
+      <w:r>
+        <w:t xml:space="preserve">3.a. ¿Una imagen estática del trazo final —sin presión, velocidad ni secuencia de puntos— sigue considerándose dato biométrico, o esa calificación exige el componente dinámico que aquí no se guarda?</w:t>
+      </w:r>
+    </w:p>
+    <w:p>
+      <w:pPr>
+        <w:spacing w:after="90" w:line="276"/>
+        <w:ind w:left="720"/>
+      </w:pPr>
+      <w:r>
+        <w:t xml:space="preserve">3.b. Si se considera dato sensible de todos modos, ¿bastan las protecciones ya existentes (inmutabilidad, acceso acotado al personal con expediente y al propio dueño), o hace falta algo adicional —por ejemplo, excluirla del respaldo en CSV, como ya se hace con la fotografía del paciente?</w:t>
+      </w:r>
+    </w:p>
+    <w:p>
+      <w:pPr>
+        <w:spacing w:after="130" w:line="276"/>
+        <w:ind w:left="720"/>
+      </w:pPr>
+      <w:r>
+        <w:t xml:space="preserve">3.c. ¿Cambia algo que el dueño pueda ver también la firma del veterinario, no solo la suya, en el consentimiento de su propia mascota?</w:t>
       </w:r>
     </w:p>
     <w:p>

--- a/Informe Vetora - Asesoria Juridica.docx
+++ b/Informe Vetora - Asesoria Juridica.docx
@@ -1561,10 +1561,10 @@
           <w:b/>
           <w:bCs/>
         </w:rPr>
-        <w:t xml:space="preserve">Sale íntegra en el respaldo en CSV </w:t>
-      </w:r>
-      <w:r>
-        <w:t xml:space="preserve">de ambas tablas, sin ningún filtro —al contrario que la fotografía del paciente, que sí se excluye del CSV y se mueve aparte—, y nunca se envía al asistente de inteligencia artificial.</w:t>
+        <w:t xml:space="preserve">Ya no sale en el respaldo en CSV: </w:t>
+      </w:r>
+      <w:r>
+        <w:t xml:space="preserve">hasta esta revisión sí salía íntegra, en las dos tablas, sin ningún filtro —al contrario que la fotografía del paciente, que ya se excluía del CSV y se movía aparte—. Se corrigió el mismo día: la firma recibe ahora el mismo tratamiento que la foto, en una carpeta propia dentro del mismo ZIP, sin perder el dato. No es una corrección exigida por ninguna norma confirmada — es minimización de datos, aplicada por decisión propia mientras se espera la calificación legal. Nunca se envía al asistente de inteligencia artificial.</w:t>
       </w:r>
     </w:p>
     <w:p>
@@ -3846,7 +3846,7 @@
         <w:ind w:left="720"/>
       </w:pPr>
       <w:r>
-        <w:t xml:space="preserve">3.b. Si se considera dato sensible de todos modos, ¿bastan las protecciones ya existentes (inmutabilidad, acceso acotado al personal con expediente y al propio dueño), o hace falta algo adicional —por ejemplo, excluirla del respaldo en CSV, como ya se hace con la fotografía del paciente?</w:t>
+        <w:t xml:space="preserve">3.b. Si se considera dato sensible de todos modos, ¿bastan las protecciones ya existentes (inmutabilidad, acceso acotado al personal con expediente y al propio dueño, y desde esta revisión también fuera del respaldo en CSV), o hace falta algo adicional?</w:t>
       </w:r>
     </w:p>
     <w:p>

--- a/Informe Vetora - Asesoria Juridica.docx
+++ b/Informe Vetora - Asesoria Juridica.docx
@@ -583,6 +583,8 @@
             </w:pPr>
             <w:r>
               <w:rPr>
+                <w:b/>
+                <w:bCs/>
                 <w:sz w:val="19"/>
                 <w:szCs w:val="19"/>
               </w:rPr>
@@ -606,10 +608,13 @@
             </w:pPr>
             <w:r>
               <w:rPr>
-                <w:sz w:val="19"/>
-                <w:szCs w:val="19"/>
-              </w:rPr>
-              <w:t xml:space="preserve">Calificación jurídica pendiente</w:t>
+                <w:b/>
+                <w:bCs/>
+                <w:color w:val="0F766E"/>
+                <w:sz w:val="19"/>
+                <w:szCs w:val="19"/>
+              </w:rPr>
+              <w:t xml:space="preserve">Confirmado por la asesoría: Vetora es encargada, cada clínica es responsable</w:t>
             </w:r>
           </w:p>
         </w:tc>
@@ -3784,11 +3789,12 @@
         <w:rPr>
           <w:b/>
           <w:bCs/>
-        </w:rPr>
-        <w:t xml:space="preserve">¿Vetora es responsable o encargado del tratamiento? ¿Y la clínica? </w:t>
-      </w:r>
-      <w:r>
-        <w:t xml:space="preserve">La política contenía una afirmación al respecto y se retiró precisamente por tratarse de una calificación jurídica. De la respuesta depende quién responde frente al titular de los datos.</w:t>
+          <w:color w:val="0F766E"/>
+        </w:rPr>
+        <w:t xml:space="preserve">Respondido por la asesoría: </w:t>
+      </w:r>
+      <w:r>
+        <w:t xml:space="preserve">Vetora es encargada, cada clínica es responsable — la misma relación que cualquier proveedor de software tiene con su cliente. Queda por trasladar esa calificación al contrato con las clínicas.</w:t>
       </w:r>
     </w:p>
     <w:p>

--- a/Informe Vetora - Asesoria Juridica.docx
+++ b/Informe Vetora - Asesoria Juridica.docx
@@ -279,68 +279,18 @@
             </w:pPr>
             <w:r>
               <w:rPr>
-                <w:sz w:val="19"/>
-                <w:szCs w:val="19"/>
-              </w:rPr>
-              <w:t xml:space="preserve">La política no informa de la transferencia internacional de datos</w:t>
-            </w:r>
-          </w:p>
-        </w:tc>
-        <w:tc>
-          <w:tcPr>
-            <w:tcW w:type="dxa" w:w="3226"/>
-            <w:tcMar>
-              <w:top w:type="dxa" w:w="90"/>
-              <w:left w:type="dxa" w:w="130"/>
-              <w:bottom w:type="dxa" w:w="90"/>
-              <w:right w:type="dxa" w:w="130"/>
-            </w:tcMar>
-          </w:tcPr>
-          <w:p>
-            <w:pPr>
-              <w:spacing w:after="0" w:line="250"/>
-            </w:pPr>
-            <w:r>
-              <w:rPr>
-                <w:sz w:val="19"/>
-                <w:szCs w:val="19"/>
-              </w:rPr>
-              <w:t xml:space="preserve">Omisión deliberada, pendiente de redacción jurídica</w:t>
-            </w:r>
-          </w:p>
-        </w:tc>
-      </w:tr>
-      <w:tr>
-        <w:tc>
-          <w:tcPr>
-            <w:tcW w:type="dxa" w:w="5800"/>
-            <w:shd w:fill="F1F5F9" w:color="auto" w:val="clear"/>
-            <w:tcMar>
-              <w:top w:type="dxa" w:w="90"/>
-              <w:left w:type="dxa" w:w="130"/>
-              <w:bottom w:type="dxa" w:w="90"/>
-              <w:right w:type="dxa" w:w="130"/>
-            </w:tcMar>
-          </w:tcPr>
-          <w:p>
-            <w:pPr>
-              <w:spacing w:after="0" w:line="250"/>
-            </w:pPr>
-            <w:r>
-              <w:rPr>
                 <w:b/>
                 <w:bCs/>
                 <w:sz w:val="19"/>
                 <w:szCs w:val="19"/>
               </w:rPr>
-              <w:t xml:space="preserve">La política afirmaba que cada uso del respaldo queda registrado — no era cierto</w:t>
+              <w:t xml:space="preserve">La política no informaba de la transferencia internacional de datos</w:t>
             </w:r>
           </w:p>
         </w:tc>
         <w:tc>
           <w:tcPr>
             <w:tcW w:type="dxa" w:w="3226"/>
-            <w:shd w:fill="F1F5F9" w:color="auto" w:val="clear"/>
             <w:tcMar>
               <w:top w:type="dxa" w:w="90"/>
               <w:left w:type="dxa" w:w="130"/>
@@ -360,7 +310,7 @@
                 <w:sz w:val="19"/>
                 <w:szCs w:val="19"/>
               </w:rPr>
-              <w:t xml:space="preserve">Corregido el mismo día</w:t>
+              <w:t xml:space="preserve">Corregido: ya declara dónde están los datos</w:t>
             </w:r>
           </w:p>
         </w:tc>
@@ -369,6 +319,7 @@
         <w:tc>
           <w:tcPr>
             <w:tcW w:type="dxa" w:w="5800"/>
+            <w:shd w:fill="F1F5F9" w:color="auto" w:val="clear"/>
             <w:tcMar>
               <w:top w:type="dxa" w:w="90"/>
               <w:left w:type="dxa" w:w="130"/>
@@ -387,13 +338,14 @@
                 <w:sz w:val="19"/>
                 <w:szCs w:val="19"/>
               </w:rPr>
-              <w:t xml:space="preserve">La política afirmaba que el historial cerrado no se puede borrar — era cierto solo a medias, por tres vías distintas</w:t>
+              <w:t xml:space="preserve">La política afirmaba que cada uso del respaldo queda registrado — no era cierto</w:t>
             </w:r>
           </w:p>
         </w:tc>
         <w:tc>
           <w:tcPr>
             <w:tcW w:type="dxa" w:w="3226"/>
+            <w:shd w:fill="F1F5F9" w:color="auto" w:val="clear"/>
             <w:tcMar>
               <w:top w:type="dxa" w:w="90"/>
               <w:left w:type="dxa" w:w="130"/>
@@ -413,7 +365,7 @@
                 <w:sz w:val="19"/>
                 <w:szCs w:val="19"/>
               </w:rPr>
-              <w:t xml:space="preserve">Corregidas las tres vías el mismo día</w:t>
+              <w:t xml:space="preserve">Corregido el mismo día</w:t>
             </w:r>
           </w:p>
         </w:tc>
@@ -422,6 +374,59 @@
         <w:tc>
           <w:tcPr>
             <w:tcW w:type="dxa" w:w="5800"/>
+            <w:tcMar>
+              <w:top w:type="dxa" w:w="90"/>
+              <w:left w:type="dxa" w:w="130"/>
+              <w:bottom w:type="dxa" w:w="90"/>
+              <w:right w:type="dxa" w:w="130"/>
+            </w:tcMar>
+          </w:tcPr>
+          <w:p>
+            <w:pPr>
+              <w:spacing w:after="0" w:line="250"/>
+            </w:pPr>
+            <w:r>
+              <w:rPr>
+                <w:b/>
+                <w:bCs/>
+                <w:sz w:val="19"/>
+                <w:szCs w:val="19"/>
+              </w:rPr>
+              <w:t xml:space="preserve">La política afirmaba que el historial cerrado no se puede borrar — era cierto solo a medias, por tres vías distintas</w:t>
+            </w:r>
+          </w:p>
+        </w:tc>
+        <w:tc>
+          <w:tcPr>
+            <w:tcW w:type="dxa" w:w="3226"/>
+            <w:tcMar>
+              <w:top w:type="dxa" w:w="90"/>
+              <w:left w:type="dxa" w:w="130"/>
+              <w:bottom w:type="dxa" w:w="90"/>
+              <w:right w:type="dxa" w:w="130"/>
+            </w:tcMar>
+          </w:tcPr>
+          <w:p>
+            <w:pPr>
+              <w:spacing w:after="0" w:line="250"/>
+            </w:pPr>
+            <w:r>
+              <w:rPr>
+                <w:b/>
+                <w:bCs/>
+                <w:color w:val="0F766E"/>
+                <w:sz w:val="19"/>
+                <w:szCs w:val="19"/>
+              </w:rPr>
+              <w:t xml:space="preserve">Corregidas las tres vías el mismo día</w:t>
+            </w:r>
+          </w:p>
+        </w:tc>
+      </w:tr>
+      <w:tr>
+        <w:tc>
+          <w:tcPr>
+            <w:tcW w:type="dxa" w:w="5800"/>
             <w:shd w:fill="F1F5F9" w:color="auto" w:val="clear"/>
             <w:tcMar>
               <w:top w:type="dxa" w:w="90"/>
@@ -485,6 +490,8 @@
             </w:pPr>
             <w:r>
               <w:rPr>
+                <w:b/>
+                <w:bCs/>
                 <w:sz w:val="19"/>
                 <w:szCs w:val="19"/>
               </w:rPr>
@@ -508,10 +515,13 @@
             </w:pPr>
             <w:r>
               <w:rPr>
-                <w:sz w:val="19"/>
-                <w:szCs w:val="19"/>
-              </w:rPr>
-              <w:t xml:space="preserve">Pendiente</w:t>
+                <w:b/>
+                <w:bCs/>
+                <w:color w:val="0F766E"/>
+                <w:sz w:val="19"/>
+                <w:szCs w:val="19"/>
+              </w:rPr>
+              <w:t xml:space="preserve">Sí existen (DPA estándar) — evaluados como suficientes con criterio propio</w:t>
             </w:r>
           </w:p>
         </w:tc>
@@ -534,6 +544,8 @@
             </w:pPr>
             <w:r>
               <w:rPr>
+                <w:b/>
+                <w:bCs/>
                 <w:sz w:val="19"/>
                 <w:szCs w:val="19"/>
               </w:rPr>
@@ -558,10 +570,13 @@
             </w:pPr>
             <w:r>
               <w:rPr>
-                <w:sz w:val="19"/>
-                <w:szCs w:val="19"/>
-              </w:rPr>
-              <w:t xml:space="preserve">Pendiente</w:t>
+                <w:b/>
+                <w:bCs/>
+                <w:color w:val="0F766E"/>
+                <w:sz w:val="19"/>
+                <w:szCs w:val="19"/>
+              </w:rPr>
+              <w:t xml:space="preserve">Documentado — el plazo legal exacto en Bolivia sigue sin confirmar</w:t>
             </w:r>
           </w:p>
         </w:tc>
@@ -3627,11 +3642,12 @@
         <w:rPr>
           <w:b/>
           <w:bCs/>
-        </w:rPr>
-        <w:t xml:space="preserve">Contrato de encargo de tratamiento </w:t>
-      </w:r>
-      <w:r>
-        <w:t xml:space="preserve">con los tres proveedores. Todos ellos tratan datos personales por cuenta de Vetora.</w:t>
+          <w:color w:val="0F766E"/>
+        </w:rPr>
+        <w:t xml:space="preserve">Contrato de encargo de tratamiento con los tres proveedores — </w:t>
+      </w:r>
+      <w:r>
+        <w:t xml:space="preserve">ya existen (DPA estándar de cada uno), evaluados como suficientes con criterio propio.</w:t>
       </w:r>
     </w:p>
     <w:p>
@@ -3647,11 +3663,12 @@
         <w:rPr>
           <w:b/>
           <w:bCs/>
-        </w:rPr>
-        <w:t xml:space="preserve">Procedimiento de notificación de brechas de seguridad: </w:t>
-      </w:r>
-      <w:r>
-        <w:t xml:space="preserve">a quién se comunica, en qué plazo y con qué contenido.</w:t>
+          <w:color w:val="0F766E"/>
+        </w:rPr>
+        <w:t xml:space="preserve">Procedimiento de notificación de brechas de seguridad — </w:t>
+      </w:r>
+      <w:r>
+        <w:t xml:space="preserve">documentado.</w:t>
       </w:r>
     </w:p>
     <w:p>
@@ -3671,7 +3688,7 @@
         <w:t xml:space="preserve">Registro de actividades de tratamiento</w:t>
       </w:r>
       <w:r>
-        <w:t xml:space="preserve">, si la normativa aplicable lo exige.</w:t>
+        <w:t xml:space="preserve">, si la normativa aplicable lo exige. Sigue sin construirse; baja prioridad mientras no haya obligación confirmada.</w:t>
       </w:r>
     </w:p>
     <w:p>
@@ -3687,11 +3704,12 @@
         <w:rPr>
           <w:b/>
           <w:bCs/>
-        </w:rPr>
-        <w:t xml:space="preserve">Base de licitud del tratamiento </w:t>
-      </w:r>
-      <w:r>
-        <w:t xml:space="preserve">documentada: consentimiento, ejecución contractual o interés legítimo.</w:t>
+          <w:color w:val="0F766E"/>
+        </w:rPr>
+        <w:t xml:space="preserve">Base de licitud del tratamiento documentada — </w:t>
+      </w:r>
+      <w:r>
+        <w:t xml:space="preserve">añadida a la política de privacidad: el tratamiento se justifica por la ejecución del servicio contratado con la clínica.</w:t>
       </w:r>
     </w:p>
     <w:p>
@@ -3707,11 +3725,12 @@
         <w:rPr>
           <w:b/>
           <w:bCs/>
-        </w:rPr>
-        <w:t xml:space="preserve">Consentimiento informado para el tratamiento de datos</w:t>
-      </w:r>
-      <w:r>
-        <w:t xml:space="preserve">, distinto del consentimiento quirúrgico que ya existe (este último es de naturaleza médica, no de protección de datos).</w:t>
+          <w:color w:val="0F766E"/>
+        </w:rPr>
+        <w:t xml:space="preserve">Consentimiento informado para el tratamiento de datos — </w:t>
+      </w:r>
+      <w:r>
+        <w:t xml:space="preserve">evaluado con criterio propio: no se considera necesario aparte del consentimiento quirúrgico, ya declarado así en la política.</w:t>
       </w:r>
     </w:p>
     <w:p>
@@ -3731,7 +3750,7 @@
         <w:t xml:space="preserve">Términos y condiciones </w:t>
       </w:r>
       <w:r>
-        <w:t xml:space="preserve">del servicio para las clínicas contratantes.</w:t>
+        <w:t xml:space="preserve">del servicio para las clínicas contratantes. Sigue sin existir — es la pieza pendiente más concreta, y la consecuencia natural de haber confirmado que Vetora es encargada y la clínica responsable.</w:t>
       </w:r>
     </w:p>
     <w:p>
@@ -3747,11 +3766,12 @@
         <w:rPr>
           <w:b/>
           <w:bCs/>
-        </w:rPr>
-        <w:t xml:space="preserve">Cláusula relativa a menores de edad</w:t>
-      </w:r>
-      <w:r>
-        <w:t xml:space="preserve">: no se recogen sus datos, pero no está declarado.</w:t>
+          <w:color w:val="0F766E"/>
+        </w:rPr>
+        <w:t xml:space="preserve">Cláusula relativa a menores de edad — </w:t>
+      </w:r>
+      <w:r>
+        <w:t xml:space="preserve">añadida a la política de privacidad.</w:t>
       </w:r>
     </w:p>
     <w:p>
@@ -3810,11 +3830,12 @@
         <w:rPr>
           <w:b/>
           <w:bCs/>
-        </w:rPr>
-        <w:t xml:space="preserve">¿Cómo debe declararse la transferencia internacional de datos </w:t>
-      </w:r>
-      <w:r>
-        <w:t xml:space="preserve">(Brasil y Estados Unidos)? Hay dos secciones ya redactadas, retiradas de la vista, a la espera de esta respuesta.</w:t>
+          <w:color w:val="0F766E"/>
+        </w:rPr>
+        <w:t xml:space="preserve">Resuelto: </w:t>
+      </w:r>
+      <w:r>
+        <w:t xml:space="preserve">las dos secciones sobre transferencia internacional se restauraron en la política — eran puramente factuales y no dependían de ninguna calificación jurídica.</w:t>
       </w:r>
     </w:p>
     <w:p>
@@ -3830,38 +3851,12 @@
         <w:rPr>
           <w:b/>
           <w:bCs/>
-        </w:rPr>
-        <w:t xml:space="preserve">Sobre las firmas manuscritas, </w:t>
-      </w:r>
-      <w:r>
-        <w:t xml:space="preserve">ampliado con los hechos verificados en la sección 3.4 (afecta a dos tablas, no tres):</w:t>
-      </w:r>
-    </w:p>
-    <w:p>
-      <w:pPr>
-        <w:spacing w:after="90" w:line="276"/>
-        <w:ind w:left="720"/>
-      </w:pPr>
-      <w:r>
-        <w:t xml:space="preserve">3.a. ¿Una imagen estática del trazo final —sin presión, velocidad ni secuencia de puntos— sigue considerándose dato biométrico, o esa calificación exige el componente dinámico que aquí no se guarda?</w:t>
-      </w:r>
-    </w:p>
-    <w:p>
-      <w:pPr>
-        <w:spacing w:after="90" w:line="276"/>
-        <w:ind w:left="720"/>
-      </w:pPr>
-      <w:r>
-        <w:t xml:space="preserve">3.b. Si se considera dato sensible de todos modos, ¿bastan las protecciones ya existentes (inmutabilidad, acceso acotado al personal con expediente y al propio dueño, y desde esta revisión también fuera del respaldo en CSV), o hace falta algo adicional?</w:t>
-      </w:r>
-    </w:p>
-    <w:p>
-      <w:pPr>
-        <w:spacing w:after="130" w:line="276"/>
-        <w:ind w:left="720"/>
-      </w:pPr>
-      <w:r>
-        <w:t xml:space="preserve">3.c. ¿Cambia algo que el dueño pueda ver también la firma del veterinario, no solo la suya, en el consentimiento de su propia mascota?</w:t>
+          <w:color w:val="0F766E"/>
+        </w:rPr>
+        <w:t xml:space="preserve">Sobre las firmas manuscritas — resuelto con criterio propio </w:t>
+      </w:r>
+      <w:r>
+        <w:t xml:space="preserve">(no es dictamen legal formal, decisión aceptada por el dueño del producto): una imagen estática que nunca se usa para identificar a nadie no se trata como dato biométrico en ningún marco de referencia serio, ni el más estricto (RGPD). Las protecciones existentes se consideran suficientes, y que el dueño vea también la firma del veterinario no cambia nada — es evidencia del mismo acto, no un dato nuevo sobre un tercero.</w:t>
       </w:r>
     </w:p>
     <w:p>
@@ -3877,38 +3872,12 @@
         <w:rPr>
           <w:b/>
           <w:bCs/>
-        </w:rPr>
-        <w:t xml:space="preserve">Sobre la cédula de identidad, </w:t>
-      </w:r>
-      <w:r>
-        <w:t xml:space="preserve">ampliado con los hechos verificados en la sección 3.1:</w:t>
-      </w:r>
-    </w:p>
-    <w:p>
-      <w:pPr>
-        <w:spacing w:after="90" w:line="276"/>
-        <w:ind w:left="720"/>
-      </w:pPr>
-      <w:r>
-        <w:t xml:space="preserve">4.1. ¿Tiene el CI boliviano un régimen jurídico especial (dato sensible o de categoría reforzada) que exija medidas más allá de las que ya existen?</w:t>
-      </w:r>
-    </w:p>
-    <w:p>
-      <w:pPr>
-        <w:spacing w:after="90" w:line="276"/>
-        <w:ind w:left="720"/>
-      </w:pPr>
-      <w:r>
-        <w:t xml:space="preserve">4.2. ¿Es jurídicamente aceptable que se use solo como clave de coincidencia autodeclarada, nunca verificada contra un documento real, tal como el propio sistema lo documenta y lo limita?</w:t>
-      </w:r>
-    </w:p>
-    <w:p>
-      <w:pPr>
-        <w:spacing w:after="130" w:line="276"/>
-        <w:ind w:left="720"/>
-      </w:pPr>
-      <w:r>
-        <w:t xml:space="preserve">4.3. ¿El nivel de exposición actual —igual para los tres roles de personal, impreso en varios documentos, volcado íntegro en el respaldo en CSV— es adecuado para "el dato más sensible que se guarda", o debería acotarse (por ejemplo, ocultarlo a algún rol, excluirlo del CSV, o enmascararlo en lo impreso)?</w:t>
+          <w:color w:val="0F766E"/>
+        </w:rPr>
+        <w:t xml:space="preserve">Sobre la cédula de identidad — resuelto con criterio propio </w:t>
+      </w:r>
+      <w:r>
+        <w:t xml:space="preserve">(mismo alcance que el punto anterior): usarla como clave de coincidencia autodeclarada, sin verificación, con el mismo nivel de acceso que el resto de la ficha del cliente, equivale a como cualquier negocio boliviano trata este dato en papel o en una hoja de cálculo. No se considera necesario acotarla más.</w:t>
       </w:r>
     </w:p>
     <w:p>
@@ -3944,11 +3913,12 @@
         <w:rPr>
           <w:b/>
           <w:bCs/>
-        </w:rPr>
-        <w:t xml:space="preserve">¿Es necesario recabar consentimiento expreso </w:t>
-      </w:r>
-      <w:r>
-        <w:t xml:space="preserve">para tratar los datos del dueño de la mascota, más allá de la relación contractual con la clínica?</w:t>
+          <w:color w:val="0F766E"/>
+        </w:rPr>
+        <w:t xml:space="preserve">Resuelto con criterio propio: </w:t>
+      </w:r>
+      <w:r>
+        <w:t xml:space="preserve">no se considera necesario un consentimiento aparte para tratar los datos del dueño — el tratamiento es inherente a la relación contractual con la clínica, y así quedó declarado en la política de privacidad.</w:t>
       </w:r>
     </w:p>
     <w:p>

--- a/Informe Vetora - Asesoria Juridica.docx
+++ b/Informe Vetora - Asesoria Juridica.docx
@@ -3746,11 +3746,12 @@
         <w:rPr>
           <w:b/>
           <w:bCs/>
-        </w:rPr>
-        <w:t xml:space="preserve">Términos y condiciones </w:t>
-      </w:r>
-      <w:r>
-        <w:t xml:space="preserve">del servicio para las clínicas contratantes. Sigue sin existir — es la pieza pendiente más concreta, y la consecuencia natural de haber confirmado que Vetora es encargada y la clínica responsable.</w:t>
+          <w:color w:val="0F766E"/>
+        </w:rPr>
+        <w:t xml:space="preserve">Términos y condiciones del servicio para las clínicas — </w:t>
+      </w:r>
+      <w:r>
+        <w:t xml:space="preserve">borrador redactado (Contrato Vetora-Clínica), con las cláusulas de encargo de tratamiento incorporadas. Pendiente solo de una revisión de forma del abogado.</w:t>
       </w:r>
     </w:p>
     <w:p>

--- a/Informe Vetora - Asesoria Juridica.docx
+++ b/Informe Vetora - Asesoria Juridica.docx
@@ -635,6 +635,48 @@
         </w:tc>
       </w:tr>
     </w:tbl>
+    <w:p>
+      <w:pPr>
+        <w:pStyle w:val="Heading2"/>
+        <w:spacing w:after="140" w:before="280"/>
+      </w:pPr>
+      <w:r>
+        <w:t xml:space="preserve">Veredicto a 9 de septiembre de 2026: sin impedimento para operar comercialmente</w:t>
+      </w:r>
+    </w:p>
+    <w:p>
+      <w:pPr>
+        <w:spacing w:after="140" w:line="276"/>
+      </w:pPr>
+      <w:r>
+        <w:t xml:space="preserve">De los siete puntos, los siete están cerrados o acotados a una acción de bajo riesgo. </w:t>
+      </w:r>
+      <w:r>
+        <w:rPr>
+          <w:b/>
+          <w:bCs/>
+        </w:rPr>
+        <w:t xml:space="preserve">No queda ningún hallazgo de seguridad crítico ni alto abierto </w:t>
+      </w:r>
+      <w:r>
+        <w:t xml:space="preserve">(ver el retest completo en el registro de seguridad: 0 críticos y 9 altos, todos corregidos): lo único sin verificar en vivo son cuatro invariantes de caja e inventario que existen en el código y en producción, pero cuyo disparo real no se ha observado con dos clínicas simultáneas — no son un riesgo de que una clínica vea datos de otra, sino de que una regla de negocio interna falle silenciosamente. Legalmente, la política de privacidad es veraz, los tres proveedores tienen DPA vigente, y la calificación de responsable y encargado ya la confirmó la asesoría.</w:t>
+      </w:r>
+    </w:p>
+    <w:p>
+      <w:pPr>
+        <w:spacing w:after="240" w:line="276"/>
+      </w:pPr>
+      <w:r>
+        <w:rPr>
+          <w:b/>
+          <w:bCs/>
+        </w:rPr>
+        <w:t xml:space="preserve">Lo único pendiente antes de firmar con una clínica de pago es completar y hacer revisar el Contrato Vetora-Clínica </w:t>
+      </w:r>
+      <w:r>
+        <w:t xml:space="preserve">(los datos entre corchetes, y una revisión de forma del abogado). No es un bloqueo técnico ni de seguridad — es la pieza de papel que formaliza lo que el sistema ya hace correctamente.</w:t>
+      </w:r>
+    </w:p>
     <w:p>
       <w:r>
         <w:br w:type="page"/>

--- a/Informe Vetora - Asesoria Juridica.docx
+++ b/Informe Vetora - Asesoria Juridica.docx
@@ -765,7 +765,7 @@
     </w:p>
     <w:p>
       <w:pPr>
-        <w:spacing w:after="240" w:line="276"/>
+        <w:spacing w:after="140" w:line="276"/>
       </w:pPr>
       <w:r>
         <w:rPr>
@@ -776,6 +776,31 @@
       </w:r>
       <w:r>
         <w:t xml:space="preserve">la política ya es cierta tal como está redactada. No fue necesario cambiar el texto.</w:t>
+      </w:r>
+    </w:p>
+    <w:p>
+      <w:pPr>
+        <w:shd w:fill="FEF2F2" w:color="auto" w:val="clear"/>
+        <w:spacing w:after="80" w:line="276"/>
+      </w:pPr>
+      <w:r>
+        <w:rPr>
+          <w:b/>
+          <w:bCs/>
+          <w:color w:val="B91C1C"/>
+          <w:sz w:val="22"/>
+          <w:szCs w:val="22"/>
+        </w:rPr>
+        <w:t xml:space="preserve">Verificado en vivo el 9 de septiembre de 2026, no solo en el código</w:t>
+      </w:r>
+    </w:p>
+    <w:p>
+      <w:pPr>
+        <w:shd w:fill="FEF2F2" w:color="auto" w:val="clear"/>
+        <w:spacing w:after="200" w:line="276"/>
+      </w:pPr>
+      <w:r>
+        <w:t xml:space="preserve">La corrección se había aplicado en el repositorio, pero la función en la nube no estaba desplegada con ese código —publicar el código no despliega automáticamente las funciones—, así que hasta ese día la bitácora existía en la base pero no se escribía nunca. Se desplegó, se ejecutó un respaldo real desde el panel de la plataforma, y apareció la fila correspondiente con el usuario, la clínica, la acción y el resultado correctos.</w:t>
       </w:r>
     </w:p>
     <w:p>

--- a/Informe Vetora - Asesoria Juridica.docx
+++ b/Informe Vetora - Asesoria Juridica.docx
@@ -664,7 +664,7 @@
     </w:p>
     <w:p>
       <w:pPr>
-        <w:spacing w:after="240" w:line="276"/>
+        <w:spacing w:after="140" w:line="276"/>
       </w:pPr>
       <w:r>
         <w:rPr>
@@ -675,6 +675,41 @@
       </w:r>
       <w:r>
         <w:t xml:space="preserve">(los datos entre corchetes, y una revisión de forma del abogado). No es un bloqueo técnico ni de seguridad — es la pieza de papel que formaliza lo que el sistema ya hace correctamente.</w:t>
+      </w:r>
+    </w:p>
+    <w:p>
+      <w:pPr>
+        <w:shd w:fill="FEF2F2" w:color="auto" w:val="clear"/>
+        <w:spacing w:after="80" w:line="276"/>
+      </w:pPr>
+      <w:r>
+        <w:rPr>
+          <w:b/>
+          <w:bCs/>
+          <w:color w:val="B91C1C"/>
+          <w:sz w:val="22"/>
+          <w:szCs w:val="22"/>
+        </w:rPr>
+        <w:t xml:space="preserve">Añadido tras una revisión de escalabilidad separada, el mismo día</w:t>
+      </w:r>
+    </w:p>
+    <w:p>
+      <w:pPr>
+        <w:shd w:fill="FEF2F2" w:color="auto" w:val="clear"/>
+        <w:spacing w:after="200" w:line="276"/>
+      </w:pPr>
+      <w:r>
+        <w:t xml:space="preserve">Subir Vercel a un plan de pago no es opcional ni es solo una cuestión de capacidad — el plan gratuito (Hobby) prohíbe explícitamente el uso comercial en sus propios términos de servicio, con una definición amplia que cubre incluso una prueba piloto sin cobrar. El riesgo no es que el sistema vaya lento: es que Vercel puede pausar el sitio por incumplir sus términos, en cualquier momento. Esto hay que resolverlo </w:t>
+      </w:r>
+      <w:r>
+        <w:rPr>
+          <w:b/>
+          <w:bCs/>
+        </w:rPr>
+        <w:t xml:space="preserve">antes</w:t>
+      </w:r>
+      <w:r>
+        <w:t xml:space="preserve"> de que la primera clínica —pagada o de prueba— use el sistema, no cuando el tráfico lo justifique. Supabase sí permite uso comercial en su plan gratuito sin este problema; el techo ahí es solo técnico (ver el detalle en el registro de seguridad, revisión de escalabilidad del 9 de septiembre de 2026).</w:t>
       </w:r>
     </w:p>
     <w:p>
